--- a/Ethical_Hacking/Server_Side_Attacks/Metasploitable_2_Installation.docx
+++ b/Ethical_Hacking/Server_Side_Attacks/Metasploitable_2_Installation.docx
@@ -1,12 +1,12 @@
 
 <file path=word/document.xml><?xml version="1.0" encoding="utf-8"?>
-<w:document xmlns:wpc="http://schemas.microsoft.com/office/word/2010/wordprocessingCanvas" xmlns:cx="http://schemas.microsoft.com/office/drawing/2014/chartex" xmlns:cx1="http://schemas.microsoft.com/office/drawing/2015/9/8/chartex" xmlns:cx2="http://schemas.microsoft.com/office/drawing/2015/10/21/chartex" xmlns:cx3="http://schemas.microsoft.com/office/drawing/2016/5/9/chartex" xmlns:cx4="http://schemas.microsoft.com/office/drawing/2016/5/10/chartex" xmlns:cx5="http://schemas.microsoft.com/office/drawing/2016/5/11/chartex" xmlns:cx6="http://schemas.microsoft.com/office/drawing/2016/5/12/chartex" xmlns:cx7="http://schemas.microsoft.com/office/drawing/2016/5/13/chartex" xmlns:cx8="http://schemas.microsoft.com/office/drawing/2016/5/14/chartex" xmlns:mc="http://schemas.openxmlformats.org/markup-compatibility/2006" xmlns:aink="http://schemas.microsoft.com/office/drawing/2016/ink" xmlns:am3d="http://schemas.microsoft.com/office/drawing/2017/model3d" xmlns:o="urn:schemas-microsoft-com:office:office" xmlns:r="http://schemas.openxmlformats.org/officeDocument/2006/relationships" xmlns:m="http://schemas.openxmlformats.org/officeDocument/2006/math" xmlns:v="urn:schemas-microsoft-com:vml" xmlns:wp14="http://schemas.microsoft.com/office/word/2010/wordprocessingDrawing" xmlns:wp="http://schemas.openxmlformats.org/drawingml/2006/wordprocessingDrawing" xmlns:w10="urn:schemas-microsoft-com:office:word" xmlns:w="http://schemas.openxmlformats.org/wordprocessingml/2006/main" xmlns:w14="http://schemas.microsoft.com/office/word/2010/wordml" xmlns:w15="http://schemas.microsoft.com/office/word/2012/wordml" xmlns:w16cex="http://schemas.microsoft.com/office/word/2018/wordml/cex" xmlns:w16cid="http://schemas.microsoft.com/office/word/2016/wordml/cid" xmlns:w16="http://schemas.microsoft.com/office/word/2018/wordml" xmlns:w16sdtdh="http://schemas.microsoft.com/office/word/2020/wordml/sdtdatahash" xmlns:w16se="http://schemas.microsoft.com/office/word/2015/wordml/symex" xmlns:wpg="http://schemas.microsoft.com/office/word/2010/wordprocessingGroup" xmlns:wpi="http://schemas.microsoft.com/office/word/2010/wordprocessingInk" xmlns:wne="http://schemas.microsoft.com/office/word/2006/wordml" xmlns:wps="http://schemas.microsoft.com/office/word/2010/wordprocessingShape" mc:Ignorable="w14 w15 w16se w16cid w16 w16cex w16sdtdh wp14">
+<w:document xmlns:wpc="http://schemas.microsoft.com/office/word/2010/wordprocessingCanvas" xmlns:cx="http://schemas.microsoft.com/office/drawing/2014/chartex" xmlns:cx1="http://schemas.microsoft.com/office/drawing/2015/9/8/chartex" xmlns:cx2="http://schemas.microsoft.com/office/drawing/2015/10/21/chartex" xmlns:cx3="http://schemas.microsoft.com/office/drawing/2016/5/9/chartex" xmlns:cx4="http://schemas.microsoft.com/office/drawing/2016/5/10/chartex" xmlns:cx5="http://schemas.microsoft.com/office/drawing/2016/5/11/chartex" xmlns:cx6="http://schemas.microsoft.com/office/drawing/2016/5/12/chartex" xmlns:cx7="http://schemas.microsoft.com/office/drawing/2016/5/13/chartex" xmlns:cx8="http://schemas.microsoft.com/office/drawing/2016/5/14/chartex" xmlns:mc="http://schemas.openxmlformats.org/markup-compatibility/2006" xmlns:aink="http://schemas.microsoft.com/office/drawing/2016/ink" xmlns:am3d="http://schemas.microsoft.com/office/drawing/2017/model3d" xmlns:o="urn:schemas-microsoft-com:office:office" xmlns:oel="http://schemas.microsoft.com/office/2019/extlst" xmlns:r="http://schemas.openxmlformats.org/officeDocument/2006/relationships" xmlns:m="http://schemas.openxmlformats.org/officeDocument/2006/math" xmlns:v="urn:schemas-microsoft-com:vml" xmlns:wp14="http://schemas.microsoft.com/office/word/2010/wordprocessingDrawing" xmlns:wp="http://schemas.openxmlformats.org/drawingml/2006/wordprocessingDrawing" xmlns:w10="urn:schemas-microsoft-com:office:word" xmlns:w="http://schemas.openxmlformats.org/wordprocessingml/2006/main" xmlns:w14="http://schemas.microsoft.com/office/word/2010/wordml" xmlns:w15="http://schemas.microsoft.com/office/word/2012/wordml" xmlns:w16cex="http://schemas.microsoft.com/office/word/2018/wordml/cex" xmlns:w16cid="http://schemas.microsoft.com/office/word/2016/wordml/cid" xmlns:w16="http://schemas.microsoft.com/office/word/2018/wordml" xmlns:w16du="http://schemas.microsoft.com/office/word/2023/wordml/word16du" xmlns:w16sdtdh="http://schemas.microsoft.com/office/word/2020/wordml/sdtdatahash" xmlns:w16sdtfl="http://schemas.microsoft.com/office/word/2024/wordml/sdtformatlock" xmlns:w16se="http://schemas.microsoft.com/office/word/2015/wordml/symex" xmlns:wpg="http://schemas.microsoft.com/office/word/2010/wordprocessingGroup" xmlns:wpi="http://schemas.microsoft.com/office/word/2010/wordprocessingInk" xmlns:wne="http://schemas.microsoft.com/office/word/2006/wordml" xmlns:wps="http://schemas.microsoft.com/office/word/2010/wordprocessingShape" mc:Ignorable="w14 w15 w16se w16cid w16 w16cex w16sdtdh w16sdtfl w16du wp14">
   <w:body>
     <w:p>
       <w:pPr>
         <w:pStyle w:val="Heading1"/>
       </w:pPr>
-      <w:bookmarkStart w:id="0" w:name="_Toc155512105"/>
+      <w:bookmarkStart w:id="0" w:name="_Toc192861794"/>
       <w:r>
         <w:t>Metasploitable 2</w:t>
       </w:r>
@@ -63,8 +63,7 @@
               <w:rFonts w:asciiTheme="minorHAnsi" w:eastAsiaTheme="minorEastAsia" w:hAnsiTheme="minorHAnsi" w:cstheme="minorBidi"/>
               <w:noProof/>
               <w:kern w:val="2"/>
-              <w:sz w:val="22"/>
-              <w:szCs w:val="22"/>
+              <w:sz w:val="24"/>
               <w14:ligatures w14:val="standardContextual"/>
             </w:rPr>
           </w:pPr>
@@ -77,7 +76,7 @@
           <w:r>
             <w:fldChar w:fldCharType="separate"/>
           </w:r>
-          <w:hyperlink w:anchor="_Toc155512105" w:history="1">
+          <w:hyperlink w:anchor="_Toc192861794" w:history="1">
             <w:r>
               <w:rPr>
                 <w:rStyle w:val="Hyperlink"/>
@@ -104,7 +103,7 @@
                 <w:noProof/>
                 <w:webHidden/>
               </w:rPr>
-              <w:instrText xml:space="preserve"> PAGEREF _Toc155512105 \h </w:instrText>
+              <w:instrText xml:space="preserve"> PAGEREF _Toc192861794 \h </w:instrText>
             </w:r>
             <w:r>
               <w:rPr>
@@ -145,12 +144,11 @@
               <w:rFonts w:asciiTheme="minorHAnsi" w:eastAsiaTheme="minorEastAsia" w:hAnsiTheme="minorHAnsi" w:cstheme="minorBidi"/>
               <w:noProof/>
               <w:kern w:val="2"/>
-              <w:sz w:val="22"/>
-              <w:szCs w:val="22"/>
+              <w:sz w:val="24"/>
               <w14:ligatures w14:val="standardContextual"/>
             </w:rPr>
           </w:pPr>
-          <w:hyperlink w:anchor="_Toc155512106" w:history="1">
+          <w:hyperlink w:anchor="_Toc192861795" w:history="1">
             <w:r>
               <w:rPr>
                 <w:rStyle w:val="Hyperlink"/>
@@ -177,7 +175,7 @@
                 <w:noProof/>
                 <w:webHidden/>
               </w:rPr>
-              <w:instrText xml:space="preserve"> PAGEREF _Toc155512106 \h </w:instrText>
+              <w:instrText xml:space="preserve"> PAGEREF _Toc192861795 \h </w:instrText>
             </w:r>
             <w:r>
               <w:rPr>
@@ -218,12 +216,11 @@
               <w:rFonts w:asciiTheme="minorHAnsi" w:eastAsiaTheme="minorEastAsia" w:hAnsiTheme="minorHAnsi" w:cstheme="minorBidi"/>
               <w:noProof/>
               <w:kern w:val="2"/>
-              <w:sz w:val="22"/>
-              <w:szCs w:val="22"/>
+              <w:sz w:val="24"/>
               <w14:ligatures w14:val="standardContextual"/>
             </w:rPr>
           </w:pPr>
-          <w:hyperlink w:anchor="_Toc155512107" w:history="1">
+          <w:hyperlink w:anchor="_Toc192861796" w:history="1">
             <w:r>
               <w:rPr>
                 <w:rStyle w:val="Hyperlink"/>
@@ -250,7 +247,7 @@
                 <w:noProof/>
                 <w:webHidden/>
               </w:rPr>
-              <w:instrText xml:space="preserve"> PAGEREF _Toc155512107 \h </w:instrText>
+              <w:instrText xml:space="preserve"> PAGEREF _Toc192861796 \h </w:instrText>
             </w:r>
             <w:r>
               <w:rPr>
@@ -312,7 +309,7 @@
       <w:pPr>
         <w:pStyle w:val="Heading1"/>
       </w:pPr>
-      <w:bookmarkStart w:id="1" w:name="_Toc155512106"/>
+      <w:bookmarkStart w:id="1" w:name="_Toc192861795"/>
       <w:r>
         <w:t>Install Metasp</w:t>
       </w:r>
@@ -549,7 +546,13 @@
         </w:numPr>
       </w:pPr>
       <w:r>
-        <w:t>Connect this VM to your NAT Network.</w:t>
+        <w:t>Connect this VM to your</w:t>
+      </w:r>
+      <w:r>
+        <w:t xml:space="preserve"> EthicalHacking</w:t>
+      </w:r>
+      <w:r>
+        <w:t xml:space="preserve"> NAT Network.</w:t>
       </w:r>
     </w:p>
     <w:p>
@@ -661,6 +664,18 @@
         </w:numPr>
       </w:pPr>
       <w:r>
+        <w:t>Connect your Kali Linux VM to your EthicalHacking NAT network.</w:t>
+      </w:r>
+    </w:p>
+    <w:p>
+      <w:pPr>
+        <w:pStyle w:val="ListParagraph"/>
+        <w:numPr>
+          <w:ilvl w:val="0"/>
+          <w:numId w:val="49"/>
+        </w:numPr>
+      </w:pPr>
+      <w:r>
         <w:t>Ping the server from your Kali machine.</w:t>
       </w:r>
     </w:p>
@@ -744,7 +759,7 @@
       <w:pPr>
         <w:pStyle w:val="Heading2"/>
       </w:pPr>
-      <w:bookmarkStart w:id="2" w:name="_Toc155512107"/>
+      <w:bookmarkStart w:id="2" w:name="_Toc192861796"/>
       <w:r>
         <w:t>Assignment Submission</w:t>
       </w:r>
@@ -778,7 +793,7 @@
 </file>
 
 <file path=word/endnotes.xml><?xml version="1.0" encoding="utf-8"?>
-<w:endnotes xmlns:wpc="http://schemas.microsoft.com/office/word/2010/wordprocessingCanvas" xmlns:cx="http://schemas.microsoft.com/office/drawing/2014/chartex" xmlns:cx1="http://schemas.microsoft.com/office/drawing/2015/9/8/chartex" xmlns:cx2="http://schemas.microsoft.com/office/drawing/2015/10/21/chartex" xmlns:cx3="http://schemas.microsoft.com/office/drawing/2016/5/9/chartex" xmlns:cx4="http://schemas.microsoft.com/office/drawing/2016/5/10/chartex" xmlns:cx5="http://schemas.microsoft.com/office/drawing/2016/5/11/chartex" xmlns:cx6="http://schemas.microsoft.com/office/drawing/2016/5/12/chartex" xmlns:cx7="http://schemas.microsoft.com/office/drawing/2016/5/13/chartex" xmlns:cx8="http://schemas.microsoft.com/office/drawing/2016/5/14/chartex" xmlns:mc="http://schemas.openxmlformats.org/markup-compatibility/2006" xmlns:aink="http://schemas.microsoft.com/office/drawing/2016/ink" xmlns:am3d="http://schemas.microsoft.com/office/drawing/2017/model3d" xmlns:o="urn:schemas-microsoft-com:office:office" xmlns:r="http://schemas.openxmlformats.org/officeDocument/2006/relationships" xmlns:m="http://schemas.openxmlformats.org/officeDocument/2006/math" xmlns:v="urn:schemas-microsoft-com:vml" xmlns:wp14="http://schemas.microsoft.com/office/word/2010/wordprocessingDrawing" xmlns:wp="http://schemas.openxmlformats.org/drawingml/2006/wordprocessingDrawing" xmlns:w10="urn:schemas-microsoft-com:office:word" xmlns:w="http://schemas.openxmlformats.org/wordprocessingml/2006/main" xmlns:w14="http://schemas.microsoft.com/office/word/2010/wordml" xmlns:w15="http://schemas.microsoft.com/office/word/2012/wordml" xmlns:w16cex="http://schemas.microsoft.com/office/word/2018/wordml/cex" xmlns:w16cid="http://schemas.microsoft.com/office/word/2016/wordml/cid" xmlns:w16="http://schemas.microsoft.com/office/word/2018/wordml" xmlns:w16sdtdh="http://schemas.microsoft.com/office/word/2020/wordml/sdtdatahash" xmlns:w16se="http://schemas.microsoft.com/office/word/2015/wordml/symex" xmlns:wpg="http://schemas.microsoft.com/office/word/2010/wordprocessingGroup" xmlns:wpi="http://schemas.microsoft.com/office/word/2010/wordprocessingInk" xmlns:wne="http://schemas.microsoft.com/office/word/2006/wordml" xmlns:wps="http://schemas.microsoft.com/office/word/2010/wordprocessingShape" mc:Ignorable="w14 w15 w16se w16cid w16 w16cex w16sdtdh wp14">
+<w:endnotes xmlns:wpc="http://schemas.microsoft.com/office/word/2010/wordprocessingCanvas" xmlns:cx="http://schemas.microsoft.com/office/drawing/2014/chartex" xmlns:cx1="http://schemas.microsoft.com/office/drawing/2015/9/8/chartex" xmlns:cx2="http://schemas.microsoft.com/office/drawing/2015/10/21/chartex" xmlns:cx3="http://schemas.microsoft.com/office/drawing/2016/5/9/chartex" xmlns:cx4="http://schemas.microsoft.com/office/drawing/2016/5/10/chartex" xmlns:cx5="http://schemas.microsoft.com/office/drawing/2016/5/11/chartex" xmlns:cx6="http://schemas.microsoft.com/office/drawing/2016/5/12/chartex" xmlns:cx7="http://schemas.microsoft.com/office/drawing/2016/5/13/chartex" xmlns:cx8="http://schemas.microsoft.com/office/drawing/2016/5/14/chartex" xmlns:mc="http://schemas.openxmlformats.org/markup-compatibility/2006" xmlns:aink="http://schemas.microsoft.com/office/drawing/2016/ink" xmlns:am3d="http://schemas.microsoft.com/office/drawing/2017/model3d" xmlns:o="urn:schemas-microsoft-com:office:office" xmlns:oel="http://schemas.microsoft.com/office/2019/extlst" xmlns:r="http://schemas.openxmlformats.org/officeDocument/2006/relationships" xmlns:m="http://schemas.openxmlformats.org/officeDocument/2006/math" xmlns:v="urn:schemas-microsoft-com:vml" xmlns:wp14="http://schemas.microsoft.com/office/word/2010/wordprocessingDrawing" xmlns:wp="http://schemas.openxmlformats.org/drawingml/2006/wordprocessingDrawing" xmlns:w10="urn:schemas-microsoft-com:office:word" xmlns:w="http://schemas.openxmlformats.org/wordprocessingml/2006/main" xmlns:w14="http://schemas.microsoft.com/office/word/2010/wordml" xmlns:w15="http://schemas.microsoft.com/office/word/2012/wordml" xmlns:w16cex="http://schemas.microsoft.com/office/word/2018/wordml/cex" xmlns:w16cid="http://schemas.microsoft.com/office/word/2016/wordml/cid" xmlns:w16="http://schemas.microsoft.com/office/word/2018/wordml" xmlns:w16du="http://schemas.microsoft.com/office/word/2023/wordml/word16du" xmlns:w16sdtdh="http://schemas.microsoft.com/office/word/2020/wordml/sdtdatahash" xmlns:w16sdtfl="http://schemas.microsoft.com/office/word/2024/wordml/sdtformatlock" xmlns:w16se="http://schemas.microsoft.com/office/word/2015/wordml/symex" xmlns:wpg="http://schemas.microsoft.com/office/word/2010/wordprocessingGroup" xmlns:wpi="http://schemas.microsoft.com/office/word/2010/wordprocessingInk" xmlns:wne="http://schemas.microsoft.com/office/word/2006/wordml" xmlns:wps="http://schemas.microsoft.com/office/word/2010/wordprocessingShape" mc:Ignorable="w14 w15 w16se w16cid w16 w16cex w16sdtdh w16sdtfl w16du wp14">
   <w:endnote w:type="separator" w:id="-1">
     <w:p>
       <w:r>
@@ -797,7 +812,7 @@
 </file>
 
 <file path=word/footer1.xml><?xml version="1.0" encoding="utf-8"?>
-<w:ftr xmlns:wpc="http://schemas.microsoft.com/office/word/2010/wordprocessingCanvas" xmlns:cx="http://schemas.microsoft.com/office/drawing/2014/chartex" xmlns:cx1="http://schemas.microsoft.com/office/drawing/2015/9/8/chartex" xmlns:cx2="http://schemas.microsoft.com/office/drawing/2015/10/21/chartex" xmlns:cx3="http://schemas.microsoft.com/office/drawing/2016/5/9/chartex" xmlns:cx4="http://schemas.microsoft.com/office/drawing/2016/5/10/chartex" xmlns:cx5="http://schemas.microsoft.com/office/drawing/2016/5/11/chartex" xmlns:cx6="http://schemas.microsoft.com/office/drawing/2016/5/12/chartex" xmlns:cx7="http://schemas.microsoft.com/office/drawing/2016/5/13/chartex" xmlns:cx8="http://schemas.microsoft.com/office/drawing/2016/5/14/chartex" xmlns:mc="http://schemas.openxmlformats.org/markup-compatibility/2006" xmlns:aink="http://schemas.microsoft.com/office/drawing/2016/ink" xmlns:am3d="http://schemas.microsoft.com/office/drawing/2017/model3d" xmlns:o="urn:schemas-microsoft-com:office:office" xmlns:r="http://schemas.openxmlformats.org/officeDocument/2006/relationships" xmlns:m="http://schemas.openxmlformats.org/officeDocument/2006/math" xmlns:v="urn:schemas-microsoft-com:vml" xmlns:wp14="http://schemas.microsoft.com/office/word/2010/wordprocessingDrawing" xmlns:wp="http://schemas.openxmlformats.org/drawingml/2006/wordprocessingDrawing" xmlns:w10="urn:schemas-microsoft-com:office:word" xmlns:w="http://schemas.openxmlformats.org/wordprocessingml/2006/main" xmlns:w14="http://schemas.microsoft.com/office/word/2010/wordml" xmlns:w15="http://schemas.microsoft.com/office/word/2012/wordml" xmlns:w16cex="http://schemas.microsoft.com/office/word/2018/wordml/cex" xmlns:w16cid="http://schemas.microsoft.com/office/word/2016/wordml/cid" xmlns:w16="http://schemas.microsoft.com/office/word/2018/wordml" xmlns:w16sdtdh="http://schemas.microsoft.com/office/word/2020/wordml/sdtdatahash" xmlns:w16se="http://schemas.microsoft.com/office/word/2015/wordml/symex" xmlns:wpg="http://schemas.microsoft.com/office/word/2010/wordprocessingGroup" xmlns:wpi="http://schemas.microsoft.com/office/word/2010/wordprocessingInk" xmlns:wne="http://schemas.microsoft.com/office/word/2006/wordml" xmlns:wps="http://schemas.microsoft.com/office/word/2010/wordprocessingShape" mc:Ignorable="w14 w15 w16se w16cid w16 w16cex w16sdtdh wp14">
+<w:ftr xmlns:wpc="http://schemas.microsoft.com/office/word/2010/wordprocessingCanvas" xmlns:cx="http://schemas.microsoft.com/office/drawing/2014/chartex" xmlns:cx1="http://schemas.microsoft.com/office/drawing/2015/9/8/chartex" xmlns:cx2="http://schemas.microsoft.com/office/drawing/2015/10/21/chartex" xmlns:cx3="http://schemas.microsoft.com/office/drawing/2016/5/9/chartex" xmlns:cx4="http://schemas.microsoft.com/office/drawing/2016/5/10/chartex" xmlns:cx5="http://schemas.microsoft.com/office/drawing/2016/5/11/chartex" xmlns:cx6="http://schemas.microsoft.com/office/drawing/2016/5/12/chartex" xmlns:cx7="http://schemas.microsoft.com/office/drawing/2016/5/13/chartex" xmlns:cx8="http://schemas.microsoft.com/office/drawing/2016/5/14/chartex" xmlns:mc="http://schemas.openxmlformats.org/markup-compatibility/2006" xmlns:aink="http://schemas.microsoft.com/office/drawing/2016/ink" xmlns:am3d="http://schemas.microsoft.com/office/drawing/2017/model3d" xmlns:o="urn:schemas-microsoft-com:office:office" xmlns:oel="http://schemas.microsoft.com/office/2019/extlst" xmlns:r="http://schemas.openxmlformats.org/officeDocument/2006/relationships" xmlns:m="http://schemas.openxmlformats.org/officeDocument/2006/math" xmlns:v="urn:schemas-microsoft-com:vml" xmlns:wp14="http://schemas.microsoft.com/office/word/2010/wordprocessingDrawing" xmlns:wp="http://schemas.openxmlformats.org/drawingml/2006/wordprocessingDrawing" xmlns:w10="urn:schemas-microsoft-com:office:word" xmlns:w="http://schemas.openxmlformats.org/wordprocessingml/2006/main" xmlns:w14="http://schemas.microsoft.com/office/word/2010/wordml" xmlns:w15="http://schemas.microsoft.com/office/word/2012/wordml" xmlns:w16cex="http://schemas.microsoft.com/office/word/2018/wordml/cex" xmlns:w16cid="http://schemas.microsoft.com/office/word/2016/wordml/cid" xmlns:w16="http://schemas.microsoft.com/office/word/2018/wordml" xmlns:w16du="http://schemas.microsoft.com/office/word/2023/wordml/word16du" xmlns:w16sdtdh="http://schemas.microsoft.com/office/word/2020/wordml/sdtdatahash" xmlns:w16sdtfl="http://schemas.microsoft.com/office/word/2024/wordml/sdtformatlock" xmlns:w16se="http://schemas.microsoft.com/office/word/2015/wordml/symex" xmlns:wpg="http://schemas.microsoft.com/office/word/2010/wordprocessingGroup" xmlns:wpi="http://schemas.microsoft.com/office/word/2010/wordprocessingInk" xmlns:wne="http://schemas.microsoft.com/office/word/2006/wordml" xmlns:wps="http://schemas.microsoft.com/office/word/2010/wordprocessingShape" mc:Ignorable="w14 w15 w16se w16cid w16 w16cex w16sdtdh w16sdtfl w16du wp14">
   <w:p>
     <w:pPr>
       <w:pStyle w:val="Footer"/>
@@ -807,7 +822,7 @@
 </file>
 
 <file path=word/footer2.xml><?xml version="1.0" encoding="utf-8"?>
-<w:ftr xmlns:wpc="http://schemas.microsoft.com/office/word/2010/wordprocessingCanvas" xmlns:cx="http://schemas.microsoft.com/office/drawing/2014/chartex" xmlns:cx1="http://schemas.microsoft.com/office/drawing/2015/9/8/chartex" xmlns:cx2="http://schemas.microsoft.com/office/drawing/2015/10/21/chartex" xmlns:cx3="http://schemas.microsoft.com/office/drawing/2016/5/9/chartex" xmlns:cx4="http://schemas.microsoft.com/office/drawing/2016/5/10/chartex" xmlns:cx5="http://schemas.microsoft.com/office/drawing/2016/5/11/chartex" xmlns:cx6="http://schemas.microsoft.com/office/drawing/2016/5/12/chartex" xmlns:cx7="http://schemas.microsoft.com/office/drawing/2016/5/13/chartex" xmlns:cx8="http://schemas.microsoft.com/office/drawing/2016/5/14/chartex" xmlns:mc="http://schemas.openxmlformats.org/markup-compatibility/2006" xmlns:aink="http://schemas.microsoft.com/office/drawing/2016/ink" xmlns:am3d="http://schemas.microsoft.com/office/drawing/2017/model3d" xmlns:o="urn:schemas-microsoft-com:office:office" xmlns:r="http://schemas.openxmlformats.org/officeDocument/2006/relationships" xmlns:m="http://schemas.openxmlformats.org/officeDocument/2006/math" xmlns:v="urn:schemas-microsoft-com:vml" xmlns:wp14="http://schemas.microsoft.com/office/word/2010/wordprocessingDrawing" xmlns:wp="http://schemas.openxmlformats.org/drawingml/2006/wordprocessingDrawing" xmlns:w10="urn:schemas-microsoft-com:office:word" xmlns:w="http://schemas.openxmlformats.org/wordprocessingml/2006/main" xmlns:w14="http://schemas.microsoft.com/office/word/2010/wordml" xmlns:w15="http://schemas.microsoft.com/office/word/2012/wordml" xmlns:w16cex="http://schemas.microsoft.com/office/word/2018/wordml/cex" xmlns:w16cid="http://schemas.microsoft.com/office/word/2016/wordml/cid" xmlns:w16="http://schemas.microsoft.com/office/word/2018/wordml" xmlns:w16sdtdh="http://schemas.microsoft.com/office/word/2020/wordml/sdtdatahash" xmlns:w16se="http://schemas.microsoft.com/office/word/2015/wordml/symex" xmlns:wpg="http://schemas.microsoft.com/office/word/2010/wordprocessingGroup" xmlns:wpi="http://schemas.microsoft.com/office/word/2010/wordprocessingInk" xmlns:wne="http://schemas.microsoft.com/office/word/2006/wordml" xmlns:wps="http://schemas.microsoft.com/office/word/2010/wordprocessingShape" mc:Ignorable="w14 w15 w16se w16cid w16 w16cex w16sdtdh wp14">
+<w:ftr xmlns:wpc="http://schemas.microsoft.com/office/word/2010/wordprocessingCanvas" xmlns:cx="http://schemas.microsoft.com/office/drawing/2014/chartex" xmlns:cx1="http://schemas.microsoft.com/office/drawing/2015/9/8/chartex" xmlns:cx2="http://schemas.microsoft.com/office/drawing/2015/10/21/chartex" xmlns:cx3="http://schemas.microsoft.com/office/drawing/2016/5/9/chartex" xmlns:cx4="http://schemas.microsoft.com/office/drawing/2016/5/10/chartex" xmlns:cx5="http://schemas.microsoft.com/office/drawing/2016/5/11/chartex" xmlns:cx6="http://schemas.microsoft.com/office/drawing/2016/5/12/chartex" xmlns:cx7="http://schemas.microsoft.com/office/drawing/2016/5/13/chartex" xmlns:cx8="http://schemas.microsoft.com/office/drawing/2016/5/14/chartex" xmlns:mc="http://schemas.openxmlformats.org/markup-compatibility/2006" xmlns:aink="http://schemas.microsoft.com/office/drawing/2016/ink" xmlns:am3d="http://schemas.microsoft.com/office/drawing/2017/model3d" xmlns:o="urn:schemas-microsoft-com:office:office" xmlns:oel="http://schemas.microsoft.com/office/2019/extlst" xmlns:r="http://schemas.openxmlformats.org/officeDocument/2006/relationships" xmlns:m="http://schemas.openxmlformats.org/officeDocument/2006/math" xmlns:v="urn:schemas-microsoft-com:vml" xmlns:wp14="http://schemas.microsoft.com/office/word/2010/wordprocessingDrawing" xmlns:wp="http://schemas.openxmlformats.org/drawingml/2006/wordprocessingDrawing" xmlns:w10="urn:schemas-microsoft-com:office:word" xmlns:w="http://schemas.openxmlformats.org/wordprocessingml/2006/main" xmlns:w14="http://schemas.microsoft.com/office/word/2010/wordml" xmlns:w15="http://schemas.microsoft.com/office/word/2012/wordml" xmlns:w16cex="http://schemas.microsoft.com/office/word/2018/wordml/cex" xmlns:w16cid="http://schemas.microsoft.com/office/word/2016/wordml/cid" xmlns:w16="http://schemas.microsoft.com/office/word/2018/wordml" xmlns:w16du="http://schemas.microsoft.com/office/word/2023/wordml/word16du" xmlns:w16sdtdh="http://schemas.microsoft.com/office/word/2020/wordml/sdtdatahash" xmlns:w16sdtfl="http://schemas.microsoft.com/office/word/2024/wordml/sdtformatlock" xmlns:w16se="http://schemas.microsoft.com/office/word/2015/wordml/symex" xmlns:wpg="http://schemas.microsoft.com/office/word/2010/wordprocessingGroup" xmlns:wpi="http://schemas.microsoft.com/office/word/2010/wordprocessingInk" xmlns:wne="http://schemas.microsoft.com/office/word/2006/wordml" xmlns:wps="http://schemas.microsoft.com/office/word/2010/wordprocessingShape" mc:Ignorable="w14 w15 w16se w16cid w16 w16cex w16sdtdh w16sdtfl w16du wp14">
   <w:p>
     <w:pPr>
       <w:pStyle w:val="Footer"/>
@@ -898,7 +913,7 @@
 </file>
 
 <file path=word/footer3.xml><?xml version="1.0" encoding="utf-8"?>
-<w:ftr xmlns:wpc="http://schemas.microsoft.com/office/word/2010/wordprocessingCanvas" xmlns:cx="http://schemas.microsoft.com/office/drawing/2014/chartex" xmlns:cx1="http://schemas.microsoft.com/office/drawing/2015/9/8/chartex" xmlns:cx2="http://schemas.microsoft.com/office/drawing/2015/10/21/chartex" xmlns:cx3="http://schemas.microsoft.com/office/drawing/2016/5/9/chartex" xmlns:cx4="http://schemas.microsoft.com/office/drawing/2016/5/10/chartex" xmlns:cx5="http://schemas.microsoft.com/office/drawing/2016/5/11/chartex" xmlns:cx6="http://schemas.microsoft.com/office/drawing/2016/5/12/chartex" xmlns:cx7="http://schemas.microsoft.com/office/drawing/2016/5/13/chartex" xmlns:cx8="http://schemas.microsoft.com/office/drawing/2016/5/14/chartex" xmlns:mc="http://schemas.openxmlformats.org/markup-compatibility/2006" xmlns:aink="http://schemas.microsoft.com/office/drawing/2016/ink" xmlns:am3d="http://schemas.microsoft.com/office/drawing/2017/model3d" xmlns:o="urn:schemas-microsoft-com:office:office" xmlns:r="http://schemas.openxmlformats.org/officeDocument/2006/relationships" xmlns:m="http://schemas.openxmlformats.org/officeDocument/2006/math" xmlns:v="urn:schemas-microsoft-com:vml" xmlns:wp14="http://schemas.microsoft.com/office/word/2010/wordprocessingDrawing" xmlns:wp="http://schemas.openxmlformats.org/drawingml/2006/wordprocessingDrawing" xmlns:w10="urn:schemas-microsoft-com:office:word" xmlns:w="http://schemas.openxmlformats.org/wordprocessingml/2006/main" xmlns:w14="http://schemas.microsoft.com/office/word/2010/wordml" xmlns:w15="http://schemas.microsoft.com/office/word/2012/wordml" xmlns:w16cex="http://schemas.microsoft.com/office/word/2018/wordml/cex" xmlns:w16cid="http://schemas.microsoft.com/office/word/2016/wordml/cid" xmlns:w16="http://schemas.microsoft.com/office/word/2018/wordml" xmlns:w16sdtdh="http://schemas.microsoft.com/office/word/2020/wordml/sdtdatahash" xmlns:w16se="http://schemas.microsoft.com/office/word/2015/wordml/symex" xmlns:wpg="http://schemas.microsoft.com/office/word/2010/wordprocessingGroup" xmlns:wpi="http://schemas.microsoft.com/office/word/2010/wordprocessingInk" xmlns:wne="http://schemas.microsoft.com/office/word/2006/wordml" xmlns:wps="http://schemas.microsoft.com/office/word/2010/wordprocessingShape" mc:Ignorable="w14 w15 w16se w16cid w16 w16cex w16sdtdh wp14">
+<w:ftr xmlns:wpc="http://schemas.microsoft.com/office/word/2010/wordprocessingCanvas" xmlns:cx="http://schemas.microsoft.com/office/drawing/2014/chartex" xmlns:cx1="http://schemas.microsoft.com/office/drawing/2015/9/8/chartex" xmlns:cx2="http://schemas.microsoft.com/office/drawing/2015/10/21/chartex" xmlns:cx3="http://schemas.microsoft.com/office/drawing/2016/5/9/chartex" xmlns:cx4="http://schemas.microsoft.com/office/drawing/2016/5/10/chartex" xmlns:cx5="http://schemas.microsoft.com/office/drawing/2016/5/11/chartex" xmlns:cx6="http://schemas.microsoft.com/office/drawing/2016/5/12/chartex" xmlns:cx7="http://schemas.microsoft.com/office/drawing/2016/5/13/chartex" xmlns:cx8="http://schemas.microsoft.com/office/drawing/2016/5/14/chartex" xmlns:mc="http://schemas.openxmlformats.org/markup-compatibility/2006" xmlns:aink="http://schemas.microsoft.com/office/drawing/2016/ink" xmlns:am3d="http://schemas.microsoft.com/office/drawing/2017/model3d" xmlns:o="urn:schemas-microsoft-com:office:office" xmlns:oel="http://schemas.microsoft.com/office/2019/extlst" xmlns:r="http://schemas.openxmlformats.org/officeDocument/2006/relationships" xmlns:m="http://schemas.openxmlformats.org/officeDocument/2006/math" xmlns:v="urn:schemas-microsoft-com:vml" xmlns:wp14="http://schemas.microsoft.com/office/word/2010/wordprocessingDrawing" xmlns:wp="http://schemas.openxmlformats.org/drawingml/2006/wordprocessingDrawing" xmlns:w10="urn:schemas-microsoft-com:office:word" xmlns:w="http://schemas.openxmlformats.org/wordprocessingml/2006/main" xmlns:w14="http://schemas.microsoft.com/office/word/2010/wordml" xmlns:w15="http://schemas.microsoft.com/office/word/2012/wordml" xmlns:w16cex="http://schemas.microsoft.com/office/word/2018/wordml/cex" xmlns:w16cid="http://schemas.microsoft.com/office/word/2016/wordml/cid" xmlns:w16="http://schemas.microsoft.com/office/word/2018/wordml" xmlns:w16du="http://schemas.microsoft.com/office/word/2023/wordml/word16du" xmlns:w16sdtdh="http://schemas.microsoft.com/office/word/2020/wordml/sdtdatahash" xmlns:w16sdtfl="http://schemas.microsoft.com/office/word/2024/wordml/sdtformatlock" xmlns:w16se="http://schemas.microsoft.com/office/word/2015/wordml/symex" xmlns:wpg="http://schemas.microsoft.com/office/word/2010/wordprocessingGroup" xmlns:wpi="http://schemas.microsoft.com/office/word/2010/wordprocessingInk" xmlns:wne="http://schemas.microsoft.com/office/word/2006/wordml" xmlns:wps="http://schemas.microsoft.com/office/word/2010/wordprocessingShape" mc:Ignorable="w14 w15 w16se w16cid w16 w16cex w16sdtdh w16sdtfl w16du wp14">
   <w:p>
     <w:pPr>
       <w:pStyle w:val="Footer"/>
@@ -908,7 +923,7 @@
 </file>
 
 <file path=word/footnotes.xml><?xml version="1.0" encoding="utf-8"?>
-<w:footnotes xmlns:wpc="http://schemas.microsoft.com/office/word/2010/wordprocessingCanvas" xmlns:cx="http://schemas.microsoft.com/office/drawing/2014/chartex" xmlns:cx1="http://schemas.microsoft.com/office/drawing/2015/9/8/chartex" xmlns:cx2="http://schemas.microsoft.com/office/drawing/2015/10/21/chartex" xmlns:cx3="http://schemas.microsoft.com/office/drawing/2016/5/9/chartex" xmlns:cx4="http://schemas.microsoft.com/office/drawing/2016/5/10/chartex" xmlns:cx5="http://schemas.microsoft.com/office/drawing/2016/5/11/chartex" xmlns:cx6="http://schemas.microsoft.com/office/drawing/2016/5/12/chartex" xmlns:cx7="http://schemas.microsoft.com/office/drawing/2016/5/13/chartex" xmlns:cx8="http://schemas.microsoft.com/office/drawing/2016/5/14/chartex" xmlns:mc="http://schemas.openxmlformats.org/markup-compatibility/2006" xmlns:aink="http://schemas.microsoft.com/office/drawing/2016/ink" xmlns:am3d="http://schemas.microsoft.com/office/drawing/2017/model3d" xmlns:o="urn:schemas-microsoft-com:office:office" xmlns:r="http://schemas.openxmlformats.org/officeDocument/2006/relationships" xmlns:m="http://schemas.openxmlformats.org/officeDocument/2006/math" xmlns:v="urn:schemas-microsoft-com:vml" xmlns:wp14="http://schemas.microsoft.com/office/word/2010/wordprocessingDrawing" xmlns:wp="http://schemas.openxmlformats.org/drawingml/2006/wordprocessingDrawing" xmlns:w10="urn:schemas-microsoft-com:office:word" xmlns:w="http://schemas.openxmlformats.org/wordprocessingml/2006/main" xmlns:w14="http://schemas.microsoft.com/office/word/2010/wordml" xmlns:w15="http://schemas.microsoft.com/office/word/2012/wordml" xmlns:w16cex="http://schemas.microsoft.com/office/word/2018/wordml/cex" xmlns:w16cid="http://schemas.microsoft.com/office/word/2016/wordml/cid" xmlns:w16="http://schemas.microsoft.com/office/word/2018/wordml" xmlns:w16sdtdh="http://schemas.microsoft.com/office/word/2020/wordml/sdtdatahash" xmlns:w16se="http://schemas.microsoft.com/office/word/2015/wordml/symex" xmlns:wpg="http://schemas.microsoft.com/office/word/2010/wordprocessingGroup" xmlns:wpi="http://schemas.microsoft.com/office/word/2010/wordprocessingInk" xmlns:wne="http://schemas.microsoft.com/office/word/2006/wordml" xmlns:wps="http://schemas.microsoft.com/office/word/2010/wordprocessingShape" mc:Ignorable="w14 w15 w16se w16cid w16 w16cex w16sdtdh wp14">
+<w:footnotes xmlns:wpc="http://schemas.microsoft.com/office/word/2010/wordprocessingCanvas" xmlns:cx="http://schemas.microsoft.com/office/drawing/2014/chartex" xmlns:cx1="http://schemas.microsoft.com/office/drawing/2015/9/8/chartex" xmlns:cx2="http://schemas.microsoft.com/office/drawing/2015/10/21/chartex" xmlns:cx3="http://schemas.microsoft.com/office/drawing/2016/5/9/chartex" xmlns:cx4="http://schemas.microsoft.com/office/drawing/2016/5/10/chartex" xmlns:cx5="http://schemas.microsoft.com/office/drawing/2016/5/11/chartex" xmlns:cx6="http://schemas.microsoft.com/office/drawing/2016/5/12/chartex" xmlns:cx7="http://schemas.microsoft.com/office/drawing/2016/5/13/chartex" xmlns:cx8="http://schemas.microsoft.com/office/drawing/2016/5/14/chartex" xmlns:mc="http://schemas.openxmlformats.org/markup-compatibility/2006" xmlns:aink="http://schemas.microsoft.com/office/drawing/2016/ink" xmlns:am3d="http://schemas.microsoft.com/office/drawing/2017/model3d" xmlns:o="urn:schemas-microsoft-com:office:office" xmlns:oel="http://schemas.microsoft.com/office/2019/extlst" xmlns:r="http://schemas.openxmlformats.org/officeDocument/2006/relationships" xmlns:m="http://schemas.openxmlformats.org/officeDocument/2006/math" xmlns:v="urn:schemas-microsoft-com:vml" xmlns:wp14="http://schemas.microsoft.com/office/word/2010/wordprocessingDrawing" xmlns:wp="http://schemas.openxmlformats.org/drawingml/2006/wordprocessingDrawing" xmlns:w10="urn:schemas-microsoft-com:office:word" xmlns:w="http://schemas.openxmlformats.org/wordprocessingml/2006/main" xmlns:w14="http://schemas.microsoft.com/office/word/2010/wordml" xmlns:w15="http://schemas.microsoft.com/office/word/2012/wordml" xmlns:w16cex="http://schemas.microsoft.com/office/word/2018/wordml/cex" xmlns:w16cid="http://schemas.microsoft.com/office/word/2016/wordml/cid" xmlns:w16="http://schemas.microsoft.com/office/word/2018/wordml" xmlns:w16du="http://schemas.microsoft.com/office/word/2023/wordml/word16du" xmlns:w16sdtdh="http://schemas.microsoft.com/office/word/2020/wordml/sdtdatahash" xmlns:w16sdtfl="http://schemas.microsoft.com/office/word/2024/wordml/sdtformatlock" xmlns:w16se="http://schemas.microsoft.com/office/word/2015/wordml/symex" xmlns:wpg="http://schemas.microsoft.com/office/word/2010/wordprocessingGroup" xmlns:wpi="http://schemas.microsoft.com/office/word/2010/wordprocessingInk" xmlns:wne="http://schemas.microsoft.com/office/word/2006/wordml" xmlns:wps="http://schemas.microsoft.com/office/word/2010/wordprocessingShape" mc:Ignorable="w14 w15 w16se w16cid w16 w16cex w16sdtdh w16sdtfl w16du wp14">
   <w:footnote w:type="separator" w:id="-1">
     <w:p>
       <w:r>
@@ -927,7 +942,7 @@
 </file>
 
 <file path=word/header1.xml><?xml version="1.0" encoding="utf-8"?>
-<w:hdr xmlns:wpc="http://schemas.microsoft.com/office/word/2010/wordprocessingCanvas" xmlns:cx="http://schemas.microsoft.com/office/drawing/2014/chartex" xmlns:cx1="http://schemas.microsoft.com/office/drawing/2015/9/8/chartex" xmlns:cx2="http://schemas.microsoft.com/office/drawing/2015/10/21/chartex" xmlns:cx3="http://schemas.microsoft.com/office/drawing/2016/5/9/chartex" xmlns:cx4="http://schemas.microsoft.com/office/drawing/2016/5/10/chartex" xmlns:cx5="http://schemas.microsoft.com/office/drawing/2016/5/11/chartex" xmlns:cx6="http://schemas.microsoft.com/office/drawing/2016/5/12/chartex" xmlns:cx7="http://schemas.microsoft.com/office/drawing/2016/5/13/chartex" xmlns:cx8="http://schemas.microsoft.com/office/drawing/2016/5/14/chartex" xmlns:mc="http://schemas.openxmlformats.org/markup-compatibility/2006" xmlns:aink="http://schemas.microsoft.com/office/drawing/2016/ink" xmlns:am3d="http://schemas.microsoft.com/office/drawing/2017/model3d" xmlns:o="urn:schemas-microsoft-com:office:office" xmlns:r="http://schemas.openxmlformats.org/officeDocument/2006/relationships" xmlns:m="http://schemas.openxmlformats.org/officeDocument/2006/math" xmlns:v="urn:schemas-microsoft-com:vml" xmlns:wp14="http://schemas.microsoft.com/office/word/2010/wordprocessingDrawing" xmlns:wp="http://schemas.openxmlformats.org/drawingml/2006/wordprocessingDrawing" xmlns:w10="urn:schemas-microsoft-com:office:word" xmlns:w="http://schemas.openxmlformats.org/wordprocessingml/2006/main" xmlns:w14="http://schemas.microsoft.com/office/word/2010/wordml" xmlns:w15="http://schemas.microsoft.com/office/word/2012/wordml" xmlns:w16cex="http://schemas.microsoft.com/office/word/2018/wordml/cex" xmlns:w16cid="http://schemas.microsoft.com/office/word/2016/wordml/cid" xmlns:w16="http://schemas.microsoft.com/office/word/2018/wordml" xmlns:w16sdtdh="http://schemas.microsoft.com/office/word/2020/wordml/sdtdatahash" xmlns:w16se="http://schemas.microsoft.com/office/word/2015/wordml/symex" xmlns:wpg="http://schemas.microsoft.com/office/word/2010/wordprocessingGroup" xmlns:wpi="http://schemas.microsoft.com/office/word/2010/wordprocessingInk" xmlns:wne="http://schemas.microsoft.com/office/word/2006/wordml" xmlns:wps="http://schemas.microsoft.com/office/word/2010/wordprocessingShape" mc:Ignorable="w14 w15 w16se w16cid w16 w16cex w16sdtdh wp14">
+<w:hdr xmlns:wpc="http://schemas.microsoft.com/office/word/2010/wordprocessingCanvas" xmlns:cx="http://schemas.microsoft.com/office/drawing/2014/chartex" xmlns:cx1="http://schemas.microsoft.com/office/drawing/2015/9/8/chartex" xmlns:cx2="http://schemas.microsoft.com/office/drawing/2015/10/21/chartex" xmlns:cx3="http://schemas.microsoft.com/office/drawing/2016/5/9/chartex" xmlns:cx4="http://schemas.microsoft.com/office/drawing/2016/5/10/chartex" xmlns:cx5="http://schemas.microsoft.com/office/drawing/2016/5/11/chartex" xmlns:cx6="http://schemas.microsoft.com/office/drawing/2016/5/12/chartex" xmlns:cx7="http://schemas.microsoft.com/office/drawing/2016/5/13/chartex" xmlns:cx8="http://schemas.microsoft.com/office/drawing/2016/5/14/chartex" xmlns:mc="http://schemas.openxmlformats.org/markup-compatibility/2006" xmlns:aink="http://schemas.microsoft.com/office/drawing/2016/ink" xmlns:am3d="http://schemas.microsoft.com/office/drawing/2017/model3d" xmlns:o="urn:schemas-microsoft-com:office:office" xmlns:oel="http://schemas.microsoft.com/office/2019/extlst" xmlns:r="http://schemas.openxmlformats.org/officeDocument/2006/relationships" xmlns:m="http://schemas.openxmlformats.org/officeDocument/2006/math" xmlns:v="urn:schemas-microsoft-com:vml" xmlns:wp14="http://schemas.microsoft.com/office/word/2010/wordprocessingDrawing" xmlns:wp="http://schemas.openxmlformats.org/drawingml/2006/wordprocessingDrawing" xmlns:w10="urn:schemas-microsoft-com:office:word" xmlns:w="http://schemas.openxmlformats.org/wordprocessingml/2006/main" xmlns:w14="http://schemas.microsoft.com/office/word/2010/wordml" xmlns:w15="http://schemas.microsoft.com/office/word/2012/wordml" xmlns:w16cex="http://schemas.microsoft.com/office/word/2018/wordml/cex" xmlns:w16cid="http://schemas.microsoft.com/office/word/2016/wordml/cid" xmlns:w16="http://schemas.microsoft.com/office/word/2018/wordml" xmlns:w16du="http://schemas.microsoft.com/office/word/2023/wordml/word16du" xmlns:w16sdtdh="http://schemas.microsoft.com/office/word/2020/wordml/sdtdatahash" xmlns:w16sdtfl="http://schemas.microsoft.com/office/word/2024/wordml/sdtformatlock" xmlns:w16se="http://schemas.microsoft.com/office/word/2015/wordml/symex" xmlns:wpg="http://schemas.microsoft.com/office/word/2010/wordprocessingGroup" xmlns:wpi="http://schemas.microsoft.com/office/word/2010/wordprocessingInk" xmlns:wne="http://schemas.microsoft.com/office/word/2006/wordml" xmlns:wps="http://schemas.microsoft.com/office/word/2010/wordprocessingShape" mc:Ignorable="w14 w15 w16se w16cid w16 w16cex w16sdtdh w16sdtfl w16du wp14">
   <w:p>
     <w:pPr>
       <w:pStyle w:val="Header"/>
@@ -937,7 +952,7 @@
 </file>
 
 <file path=word/header2.xml><?xml version="1.0" encoding="utf-8"?>
-<w:hdr xmlns:wpc="http://schemas.microsoft.com/office/word/2010/wordprocessingCanvas" xmlns:cx="http://schemas.microsoft.com/office/drawing/2014/chartex" xmlns:cx1="http://schemas.microsoft.com/office/drawing/2015/9/8/chartex" xmlns:cx2="http://schemas.microsoft.com/office/drawing/2015/10/21/chartex" xmlns:cx3="http://schemas.microsoft.com/office/drawing/2016/5/9/chartex" xmlns:cx4="http://schemas.microsoft.com/office/drawing/2016/5/10/chartex" xmlns:cx5="http://schemas.microsoft.com/office/drawing/2016/5/11/chartex" xmlns:cx6="http://schemas.microsoft.com/office/drawing/2016/5/12/chartex" xmlns:cx7="http://schemas.microsoft.com/office/drawing/2016/5/13/chartex" xmlns:cx8="http://schemas.microsoft.com/office/drawing/2016/5/14/chartex" xmlns:mc="http://schemas.openxmlformats.org/markup-compatibility/2006" xmlns:aink="http://schemas.microsoft.com/office/drawing/2016/ink" xmlns:am3d="http://schemas.microsoft.com/office/drawing/2017/model3d" xmlns:o="urn:schemas-microsoft-com:office:office" xmlns:r="http://schemas.openxmlformats.org/officeDocument/2006/relationships" xmlns:m="http://schemas.openxmlformats.org/officeDocument/2006/math" xmlns:v="urn:schemas-microsoft-com:vml" xmlns:wp14="http://schemas.microsoft.com/office/word/2010/wordprocessingDrawing" xmlns:wp="http://schemas.openxmlformats.org/drawingml/2006/wordprocessingDrawing" xmlns:w10="urn:schemas-microsoft-com:office:word" xmlns:w="http://schemas.openxmlformats.org/wordprocessingml/2006/main" xmlns:w14="http://schemas.microsoft.com/office/word/2010/wordml" xmlns:w15="http://schemas.microsoft.com/office/word/2012/wordml" xmlns:w16cex="http://schemas.microsoft.com/office/word/2018/wordml/cex" xmlns:w16cid="http://schemas.microsoft.com/office/word/2016/wordml/cid" xmlns:w16="http://schemas.microsoft.com/office/word/2018/wordml" xmlns:w16sdtdh="http://schemas.microsoft.com/office/word/2020/wordml/sdtdatahash" xmlns:w16se="http://schemas.microsoft.com/office/word/2015/wordml/symex" xmlns:wpg="http://schemas.microsoft.com/office/word/2010/wordprocessingGroup" xmlns:wpi="http://schemas.microsoft.com/office/word/2010/wordprocessingInk" xmlns:wne="http://schemas.microsoft.com/office/word/2006/wordml" xmlns:wps="http://schemas.microsoft.com/office/word/2010/wordprocessingShape" mc:Ignorable="w14 w15 w16se w16cid w16 w16cex w16sdtdh wp14">
+<w:hdr xmlns:wpc="http://schemas.microsoft.com/office/word/2010/wordprocessingCanvas" xmlns:cx="http://schemas.microsoft.com/office/drawing/2014/chartex" xmlns:cx1="http://schemas.microsoft.com/office/drawing/2015/9/8/chartex" xmlns:cx2="http://schemas.microsoft.com/office/drawing/2015/10/21/chartex" xmlns:cx3="http://schemas.microsoft.com/office/drawing/2016/5/9/chartex" xmlns:cx4="http://schemas.microsoft.com/office/drawing/2016/5/10/chartex" xmlns:cx5="http://schemas.microsoft.com/office/drawing/2016/5/11/chartex" xmlns:cx6="http://schemas.microsoft.com/office/drawing/2016/5/12/chartex" xmlns:cx7="http://schemas.microsoft.com/office/drawing/2016/5/13/chartex" xmlns:cx8="http://schemas.microsoft.com/office/drawing/2016/5/14/chartex" xmlns:mc="http://schemas.openxmlformats.org/markup-compatibility/2006" xmlns:aink="http://schemas.microsoft.com/office/drawing/2016/ink" xmlns:am3d="http://schemas.microsoft.com/office/drawing/2017/model3d" xmlns:o="urn:schemas-microsoft-com:office:office" xmlns:oel="http://schemas.microsoft.com/office/2019/extlst" xmlns:r="http://schemas.openxmlformats.org/officeDocument/2006/relationships" xmlns:m="http://schemas.openxmlformats.org/officeDocument/2006/math" xmlns:v="urn:schemas-microsoft-com:vml" xmlns:wp14="http://schemas.microsoft.com/office/word/2010/wordprocessingDrawing" xmlns:wp="http://schemas.openxmlformats.org/drawingml/2006/wordprocessingDrawing" xmlns:w10="urn:schemas-microsoft-com:office:word" xmlns:w="http://schemas.openxmlformats.org/wordprocessingml/2006/main" xmlns:w14="http://schemas.microsoft.com/office/word/2010/wordml" xmlns:w15="http://schemas.microsoft.com/office/word/2012/wordml" xmlns:w16cex="http://schemas.microsoft.com/office/word/2018/wordml/cex" xmlns:w16cid="http://schemas.microsoft.com/office/word/2016/wordml/cid" xmlns:w16="http://schemas.microsoft.com/office/word/2018/wordml" xmlns:w16du="http://schemas.microsoft.com/office/word/2023/wordml/word16du" xmlns:w16sdtdh="http://schemas.microsoft.com/office/word/2020/wordml/sdtdatahash" xmlns:w16sdtfl="http://schemas.microsoft.com/office/word/2024/wordml/sdtformatlock" xmlns:w16se="http://schemas.microsoft.com/office/word/2015/wordml/symex" xmlns:wpg="http://schemas.microsoft.com/office/word/2010/wordprocessingGroup" xmlns:wpi="http://schemas.microsoft.com/office/word/2010/wordprocessingInk" xmlns:wne="http://schemas.microsoft.com/office/word/2006/wordml" xmlns:wps="http://schemas.microsoft.com/office/word/2010/wordprocessingShape" mc:Ignorable="w14 w15 w16se w16cid w16 w16cex w16sdtdh w16sdtfl w16du wp14">
   <w:p>
     <w:pPr>
       <w:pStyle w:val="Header"/>
@@ -947,7 +962,7 @@
 </file>
 
 <file path=word/header3.xml><?xml version="1.0" encoding="utf-8"?>
-<w:hdr xmlns:wpc="http://schemas.microsoft.com/office/word/2010/wordprocessingCanvas" xmlns:cx="http://schemas.microsoft.com/office/drawing/2014/chartex" xmlns:cx1="http://schemas.microsoft.com/office/drawing/2015/9/8/chartex" xmlns:cx2="http://schemas.microsoft.com/office/drawing/2015/10/21/chartex" xmlns:cx3="http://schemas.microsoft.com/office/drawing/2016/5/9/chartex" xmlns:cx4="http://schemas.microsoft.com/office/drawing/2016/5/10/chartex" xmlns:cx5="http://schemas.microsoft.com/office/drawing/2016/5/11/chartex" xmlns:cx6="http://schemas.microsoft.com/office/drawing/2016/5/12/chartex" xmlns:cx7="http://schemas.microsoft.com/office/drawing/2016/5/13/chartex" xmlns:cx8="http://schemas.microsoft.com/office/drawing/2016/5/14/chartex" xmlns:mc="http://schemas.openxmlformats.org/markup-compatibility/2006" xmlns:aink="http://schemas.microsoft.com/office/drawing/2016/ink" xmlns:am3d="http://schemas.microsoft.com/office/drawing/2017/model3d" xmlns:o="urn:schemas-microsoft-com:office:office" xmlns:r="http://schemas.openxmlformats.org/officeDocument/2006/relationships" xmlns:m="http://schemas.openxmlformats.org/officeDocument/2006/math" xmlns:v="urn:schemas-microsoft-com:vml" xmlns:wp14="http://schemas.microsoft.com/office/word/2010/wordprocessingDrawing" xmlns:wp="http://schemas.openxmlformats.org/drawingml/2006/wordprocessingDrawing" xmlns:w10="urn:schemas-microsoft-com:office:word" xmlns:w="http://schemas.openxmlformats.org/wordprocessingml/2006/main" xmlns:w14="http://schemas.microsoft.com/office/word/2010/wordml" xmlns:w15="http://schemas.microsoft.com/office/word/2012/wordml" xmlns:w16cex="http://schemas.microsoft.com/office/word/2018/wordml/cex" xmlns:w16cid="http://schemas.microsoft.com/office/word/2016/wordml/cid" xmlns:w16="http://schemas.microsoft.com/office/word/2018/wordml" xmlns:w16sdtdh="http://schemas.microsoft.com/office/word/2020/wordml/sdtdatahash" xmlns:w16se="http://schemas.microsoft.com/office/word/2015/wordml/symex" xmlns:wpg="http://schemas.microsoft.com/office/word/2010/wordprocessingGroup" xmlns:wpi="http://schemas.microsoft.com/office/word/2010/wordprocessingInk" xmlns:wne="http://schemas.microsoft.com/office/word/2006/wordml" xmlns:wps="http://schemas.microsoft.com/office/word/2010/wordprocessingShape" mc:Ignorable="w14 w15 w16se w16cid w16 w16cex w16sdtdh wp14">
+<w:hdr xmlns:wpc="http://schemas.microsoft.com/office/word/2010/wordprocessingCanvas" xmlns:cx="http://schemas.microsoft.com/office/drawing/2014/chartex" xmlns:cx1="http://schemas.microsoft.com/office/drawing/2015/9/8/chartex" xmlns:cx2="http://schemas.microsoft.com/office/drawing/2015/10/21/chartex" xmlns:cx3="http://schemas.microsoft.com/office/drawing/2016/5/9/chartex" xmlns:cx4="http://schemas.microsoft.com/office/drawing/2016/5/10/chartex" xmlns:cx5="http://schemas.microsoft.com/office/drawing/2016/5/11/chartex" xmlns:cx6="http://schemas.microsoft.com/office/drawing/2016/5/12/chartex" xmlns:cx7="http://schemas.microsoft.com/office/drawing/2016/5/13/chartex" xmlns:cx8="http://schemas.microsoft.com/office/drawing/2016/5/14/chartex" xmlns:mc="http://schemas.openxmlformats.org/markup-compatibility/2006" xmlns:aink="http://schemas.microsoft.com/office/drawing/2016/ink" xmlns:am3d="http://schemas.microsoft.com/office/drawing/2017/model3d" xmlns:o="urn:schemas-microsoft-com:office:office" xmlns:oel="http://schemas.microsoft.com/office/2019/extlst" xmlns:r="http://schemas.openxmlformats.org/officeDocument/2006/relationships" xmlns:m="http://schemas.openxmlformats.org/officeDocument/2006/math" xmlns:v="urn:schemas-microsoft-com:vml" xmlns:wp14="http://schemas.microsoft.com/office/word/2010/wordprocessingDrawing" xmlns:wp="http://schemas.openxmlformats.org/drawingml/2006/wordprocessingDrawing" xmlns:w10="urn:schemas-microsoft-com:office:word" xmlns:w="http://schemas.openxmlformats.org/wordprocessingml/2006/main" xmlns:w14="http://schemas.microsoft.com/office/word/2010/wordml" xmlns:w15="http://schemas.microsoft.com/office/word/2012/wordml" xmlns:w16cex="http://schemas.microsoft.com/office/word/2018/wordml/cex" xmlns:w16cid="http://schemas.microsoft.com/office/word/2016/wordml/cid" xmlns:w16="http://schemas.microsoft.com/office/word/2018/wordml" xmlns:w16du="http://schemas.microsoft.com/office/word/2023/wordml/word16du" xmlns:w16sdtdh="http://schemas.microsoft.com/office/word/2020/wordml/sdtdatahash" xmlns:w16sdtfl="http://schemas.microsoft.com/office/word/2024/wordml/sdtformatlock" xmlns:w16se="http://schemas.microsoft.com/office/word/2015/wordml/symex" xmlns:wpg="http://schemas.microsoft.com/office/word/2010/wordprocessingGroup" xmlns:wpi="http://schemas.microsoft.com/office/word/2010/wordprocessingInk" xmlns:wne="http://schemas.microsoft.com/office/word/2006/wordml" xmlns:wps="http://schemas.microsoft.com/office/word/2010/wordprocessingShape" mc:Ignorable="w14 w15 w16se w16cid w16 w16cex w16sdtdh w16sdtfl w16du wp14">
   <w:p>
     <w:pPr>
       <w:pStyle w:val="Header"/>
@@ -957,7 +972,7 @@
 </file>
 
 <file path=word/numbering.xml><?xml version="1.0" encoding="utf-8"?>
-<w:numbering xmlns:wpc="http://schemas.microsoft.com/office/word/2010/wordprocessingCanvas" xmlns:cx="http://schemas.microsoft.com/office/drawing/2014/chartex" xmlns:cx1="http://schemas.microsoft.com/office/drawing/2015/9/8/chartex" xmlns:cx2="http://schemas.microsoft.com/office/drawing/2015/10/21/chartex" xmlns:cx3="http://schemas.microsoft.com/office/drawing/2016/5/9/chartex" xmlns:cx4="http://schemas.microsoft.com/office/drawing/2016/5/10/chartex" xmlns:cx5="http://schemas.microsoft.com/office/drawing/2016/5/11/chartex" xmlns:cx6="http://schemas.microsoft.com/office/drawing/2016/5/12/chartex" xmlns:cx7="http://schemas.microsoft.com/office/drawing/2016/5/13/chartex" xmlns:cx8="http://schemas.microsoft.com/office/drawing/2016/5/14/chartex" xmlns:mc="http://schemas.openxmlformats.org/markup-compatibility/2006" xmlns:aink="http://schemas.microsoft.com/office/drawing/2016/ink" xmlns:am3d="http://schemas.microsoft.com/office/drawing/2017/model3d" xmlns:o="urn:schemas-microsoft-com:office:office" xmlns:r="http://schemas.openxmlformats.org/officeDocument/2006/relationships" xmlns:m="http://schemas.openxmlformats.org/officeDocument/2006/math" xmlns:v="urn:schemas-microsoft-com:vml" xmlns:wp14="http://schemas.microsoft.com/office/word/2010/wordprocessingDrawing" xmlns:wp="http://schemas.openxmlformats.org/drawingml/2006/wordprocessingDrawing" xmlns:w10="urn:schemas-microsoft-com:office:word" xmlns:w="http://schemas.openxmlformats.org/wordprocessingml/2006/main" xmlns:w14="http://schemas.microsoft.com/office/word/2010/wordml" xmlns:w15="http://schemas.microsoft.com/office/word/2012/wordml" xmlns:w16cex="http://schemas.microsoft.com/office/word/2018/wordml/cex" xmlns:w16cid="http://schemas.microsoft.com/office/word/2016/wordml/cid" xmlns:w16="http://schemas.microsoft.com/office/word/2018/wordml" xmlns:w16sdtdh="http://schemas.microsoft.com/office/word/2020/wordml/sdtdatahash" xmlns:w16se="http://schemas.microsoft.com/office/word/2015/wordml/symex" xmlns:wpg="http://schemas.microsoft.com/office/word/2010/wordprocessingGroup" xmlns:wpi="http://schemas.microsoft.com/office/word/2010/wordprocessingInk" xmlns:wne="http://schemas.microsoft.com/office/word/2006/wordml" xmlns:wps="http://schemas.microsoft.com/office/word/2010/wordprocessingShape" mc:Ignorable="w14 w15 w16se w16cid w16 w16cex w16sdtdh wp14">
+<w:numbering xmlns:wpc="http://schemas.microsoft.com/office/word/2010/wordprocessingCanvas" xmlns:cx="http://schemas.microsoft.com/office/drawing/2014/chartex" xmlns:cx1="http://schemas.microsoft.com/office/drawing/2015/9/8/chartex" xmlns:cx2="http://schemas.microsoft.com/office/drawing/2015/10/21/chartex" xmlns:cx3="http://schemas.microsoft.com/office/drawing/2016/5/9/chartex" xmlns:cx4="http://schemas.microsoft.com/office/drawing/2016/5/10/chartex" xmlns:cx5="http://schemas.microsoft.com/office/drawing/2016/5/11/chartex" xmlns:cx6="http://schemas.microsoft.com/office/drawing/2016/5/12/chartex" xmlns:cx7="http://schemas.microsoft.com/office/drawing/2016/5/13/chartex" xmlns:cx8="http://schemas.microsoft.com/office/drawing/2016/5/14/chartex" xmlns:mc="http://schemas.openxmlformats.org/markup-compatibility/2006" xmlns:aink="http://schemas.microsoft.com/office/drawing/2016/ink" xmlns:am3d="http://schemas.microsoft.com/office/drawing/2017/model3d" xmlns:o="urn:schemas-microsoft-com:office:office" xmlns:oel="http://schemas.microsoft.com/office/2019/extlst" xmlns:r="http://schemas.openxmlformats.org/officeDocument/2006/relationships" xmlns:m="http://schemas.openxmlformats.org/officeDocument/2006/math" xmlns:v="urn:schemas-microsoft-com:vml" xmlns:wp14="http://schemas.microsoft.com/office/word/2010/wordprocessingDrawing" xmlns:wp="http://schemas.openxmlformats.org/drawingml/2006/wordprocessingDrawing" xmlns:w10="urn:schemas-microsoft-com:office:word" xmlns:w="http://schemas.openxmlformats.org/wordprocessingml/2006/main" xmlns:w14="http://schemas.microsoft.com/office/word/2010/wordml" xmlns:w15="http://schemas.microsoft.com/office/word/2012/wordml" xmlns:w16cex="http://schemas.microsoft.com/office/word/2018/wordml/cex" xmlns:w16cid="http://schemas.microsoft.com/office/word/2016/wordml/cid" xmlns:w16="http://schemas.microsoft.com/office/word/2018/wordml" xmlns:w16du="http://schemas.microsoft.com/office/word/2023/wordml/word16du" xmlns:w16sdtdh="http://schemas.microsoft.com/office/word/2020/wordml/sdtdatahash" xmlns:w16sdtfl="http://schemas.microsoft.com/office/word/2024/wordml/sdtformatlock" xmlns:w16se="http://schemas.microsoft.com/office/word/2015/wordml/symex" xmlns:wpg="http://schemas.microsoft.com/office/word/2010/wordprocessingGroup" xmlns:wpi="http://schemas.microsoft.com/office/word/2010/wordprocessingInk" xmlns:wne="http://schemas.microsoft.com/office/word/2006/wordml" xmlns:wps="http://schemas.microsoft.com/office/word/2010/wordprocessingShape" mc:Ignorable="w14 w15 w16se w16cid w16 w16cex w16sdtdh w16sdtfl w16du wp14">
   <w:abstractNum w:abstractNumId="0" w15:restartNumberingAfterBreak="0">
     <w:nsid w:val="03904AB7"/>
     <w:multiLevelType w:val="multilevel"/>
@@ -6350,151 +6365,151 @@
       </w:pPr>
     </w:lvl>
   </w:abstractNum>
-  <w:num w:numId="1">
+  <w:num w:numId="1" w16cid:durableId="1861508617">
     <w:abstractNumId w:val="25"/>
   </w:num>
-  <w:num w:numId="2">
+  <w:num w:numId="2" w16cid:durableId="1372456047">
     <w:abstractNumId w:val="23"/>
   </w:num>
-  <w:num w:numId="3">
+  <w:num w:numId="3" w16cid:durableId="264461895">
     <w:abstractNumId w:val="34"/>
   </w:num>
-  <w:num w:numId="4">
+  <w:num w:numId="4" w16cid:durableId="1966427759">
     <w:abstractNumId w:val="16"/>
   </w:num>
-  <w:num w:numId="5">
+  <w:num w:numId="5" w16cid:durableId="1244072138">
     <w:abstractNumId w:val="33"/>
   </w:num>
-  <w:num w:numId="6">
+  <w:num w:numId="6" w16cid:durableId="2131048723">
     <w:abstractNumId w:val="20"/>
   </w:num>
-  <w:num w:numId="7">
+  <w:num w:numId="7" w16cid:durableId="457190636">
     <w:abstractNumId w:val="48"/>
   </w:num>
-  <w:num w:numId="8">
+  <w:num w:numId="8" w16cid:durableId="1629818338">
     <w:abstractNumId w:val="11"/>
   </w:num>
-  <w:num w:numId="9">
+  <w:num w:numId="9" w16cid:durableId="1988044466">
     <w:abstractNumId w:val="43"/>
   </w:num>
-  <w:num w:numId="10">
+  <w:num w:numId="10" w16cid:durableId="177233866">
     <w:abstractNumId w:val="13"/>
   </w:num>
-  <w:num w:numId="11">
+  <w:num w:numId="11" w16cid:durableId="1696543130">
     <w:abstractNumId w:val="26"/>
   </w:num>
-  <w:num w:numId="12">
+  <w:num w:numId="12" w16cid:durableId="662855627">
     <w:abstractNumId w:val="10"/>
   </w:num>
-  <w:num w:numId="13">
+  <w:num w:numId="13" w16cid:durableId="1925647874">
     <w:abstractNumId w:val="9"/>
   </w:num>
-  <w:num w:numId="14">
+  <w:num w:numId="14" w16cid:durableId="1562520301">
     <w:abstractNumId w:val="36"/>
   </w:num>
-  <w:num w:numId="15">
+  <w:num w:numId="15" w16cid:durableId="1182013309">
     <w:abstractNumId w:val="0"/>
   </w:num>
-  <w:num w:numId="16">
+  <w:num w:numId="16" w16cid:durableId="1823278093">
     <w:abstractNumId w:val="37"/>
   </w:num>
-  <w:num w:numId="17">
+  <w:num w:numId="17" w16cid:durableId="1402211481">
     <w:abstractNumId w:val="41"/>
   </w:num>
-  <w:num w:numId="18">
+  <w:num w:numId="18" w16cid:durableId="1353141067">
     <w:abstractNumId w:val="31"/>
   </w:num>
-  <w:num w:numId="19">
+  <w:num w:numId="19" w16cid:durableId="1116290979">
     <w:abstractNumId w:val="28"/>
   </w:num>
-  <w:num w:numId="20">
+  <w:num w:numId="20" w16cid:durableId="1948924047">
     <w:abstractNumId w:val="47"/>
   </w:num>
-  <w:num w:numId="21">
+  <w:num w:numId="21" w16cid:durableId="230695408">
     <w:abstractNumId w:val="17"/>
   </w:num>
-  <w:num w:numId="22">
+  <w:num w:numId="22" w16cid:durableId="1394431384">
     <w:abstractNumId w:val="19"/>
   </w:num>
-  <w:num w:numId="23">
+  <w:num w:numId="23" w16cid:durableId="1748379532">
     <w:abstractNumId w:val="4"/>
   </w:num>
-  <w:num w:numId="24">
+  <w:num w:numId="24" w16cid:durableId="1757092314">
     <w:abstractNumId w:val="18"/>
   </w:num>
-  <w:num w:numId="25">
+  <w:num w:numId="25" w16cid:durableId="1584607986">
     <w:abstractNumId w:val="40"/>
   </w:num>
-  <w:num w:numId="26">
+  <w:num w:numId="26" w16cid:durableId="1557934480">
     <w:abstractNumId w:val="44"/>
   </w:num>
-  <w:num w:numId="27">
+  <w:num w:numId="27" w16cid:durableId="904491333">
     <w:abstractNumId w:val="7"/>
   </w:num>
-  <w:num w:numId="28">
+  <w:num w:numId="28" w16cid:durableId="920219974">
     <w:abstractNumId w:val="46"/>
   </w:num>
-  <w:num w:numId="29">
+  <w:num w:numId="29" w16cid:durableId="470635714">
     <w:abstractNumId w:val="5"/>
   </w:num>
-  <w:num w:numId="30">
+  <w:num w:numId="30" w16cid:durableId="337074410">
     <w:abstractNumId w:val="45"/>
   </w:num>
-  <w:num w:numId="31">
+  <w:num w:numId="31" w16cid:durableId="256406782">
     <w:abstractNumId w:val="24"/>
   </w:num>
-  <w:num w:numId="32">
+  <w:num w:numId="32" w16cid:durableId="1721829511">
     <w:abstractNumId w:val="15"/>
   </w:num>
-  <w:num w:numId="33">
+  <w:num w:numId="33" w16cid:durableId="1432120049">
     <w:abstractNumId w:val="6"/>
   </w:num>
-  <w:num w:numId="34">
+  <w:num w:numId="34" w16cid:durableId="858079096">
     <w:abstractNumId w:val="22"/>
   </w:num>
-  <w:num w:numId="35">
+  <w:num w:numId="35" w16cid:durableId="1708530398">
     <w:abstractNumId w:val="32"/>
   </w:num>
-  <w:num w:numId="36">
+  <w:num w:numId="36" w16cid:durableId="1134063216">
     <w:abstractNumId w:val="1"/>
   </w:num>
-  <w:num w:numId="37">
+  <w:num w:numId="37" w16cid:durableId="1726756507">
     <w:abstractNumId w:val="42"/>
   </w:num>
-  <w:num w:numId="38">
+  <w:num w:numId="38" w16cid:durableId="1137187919">
     <w:abstractNumId w:val="21"/>
   </w:num>
-  <w:num w:numId="39">
+  <w:num w:numId="39" w16cid:durableId="1603028111">
     <w:abstractNumId w:val="8"/>
   </w:num>
-  <w:num w:numId="40">
+  <w:num w:numId="40" w16cid:durableId="1802503842">
     <w:abstractNumId w:val="30"/>
   </w:num>
-  <w:num w:numId="41">
+  <w:num w:numId="41" w16cid:durableId="959845993">
     <w:abstractNumId w:val="2"/>
   </w:num>
-  <w:num w:numId="42">
+  <w:num w:numId="42" w16cid:durableId="1809592980">
     <w:abstractNumId w:val="29"/>
   </w:num>
-  <w:num w:numId="43">
+  <w:num w:numId="43" w16cid:durableId="874927642">
     <w:abstractNumId w:val="39"/>
   </w:num>
-  <w:num w:numId="44">
+  <w:num w:numId="44" w16cid:durableId="1356809902">
     <w:abstractNumId w:val="3"/>
   </w:num>
-  <w:num w:numId="45">
+  <w:num w:numId="45" w16cid:durableId="1689411441">
     <w:abstractNumId w:val="27"/>
   </w:num>
-  <w:num w:numId="46">
+  <w:num w:numId="46" w16cid:durableId="1757824126">
     <w:abstractNumId w:val="35"/>
   </w:num>
-  <w:num w:numId="47">
+  <w:num w:numId="47" w16cid:durableId="381757016">
     <w:abstractNumId w:val="14"/>
   </w:num>
-  <w:num w:numId="48">
+  <w:num w:numId="48" w16cid:durableId="748380118">
     <w:abstractNumId w:val="12"/>
   </w:num>
-  <w:num w:numId="49">
+  <w:num w:numId="49" w16cid:durableId="1357929929">
     <w:abstractNumId w:val="38"/>
   </w:num>
   <w:numIdMacAtCleanup w:val="5"/>
@@ -6502,7 +6517,7 @@
 </file>
 
 <file path=word/styles.xml><?xml version="1.0" encoding="utf-8"?>
-<w:styles xmlns:mc="http://schemas.openxmlformats.org/markup-compatibility/2006" xmlns:r="http://schemas.openxmlformats.org/officeDocument/2006/relationships" xmlns:w="http://schemas.openxmlformats.org/wordprocessingml/2006/main" xmlns:w14="http://schemas.microsoft.com/office/word/2010/wordml" xmlns:w15="http://schemas.microsoft.com/office/word/2012/wordml" xmlns:w16cex="http://schemas.microsoft.com/office/word/2018/wordml/cex" xmlns:w16cid="http://schemas.microsoft.com/office/word/2016/wordml/cid" xmlns:w16="http://schemas.microsoft.com/office/word/2018/wordml" xmlns:w16sdtdh="http://schemas.microsoft.com/office/word/2020/wordml/sdtdatahash" xmlns:w16se="http://schemas.microsoft.com/office/word/2015/wordml/symex" mc:Ignorable="w14 w15 w16se w16cid w16 w16cex w16sdtdh">
+<w:styles xmlns:mc="http://schemas.openxmlformats.org/markup-compatibility/2006" xmlns:r="http://schemas.openxmlformats.org/officeDocument/2006/relationships" xmlns:w="http://schemas.openxmlformats.org/wordprocessingml/2006/main" xmlns:w14="http://schemas.microsoft.com/office/word/2010/wordml" xmlns:w15="http://schemas.microsoft.com/office/word/2012/wordml" xmlns:w16cex="http://schemas.microsoft.com/office/word/2018/wordml/cex" xmlns:w16cid="http://schemas.microsoft.com/office/word/2016/wordml/cid" xmlns:w16="http://schemas.microsoft.com/office/word/2018/wordml" xmlns:w16du="http://schemas.microsoft.com/office/word/2023/wordml/word16du" xmlns:w16sdtdh="http://schemas.microsoft.com/office/word/2020/wordml/sdtdatahash" xmlns:w16sdtfl="http://schemas.microsoft.com/office/word/2024/wordml/sdtformatlock" xmlns:w16se="http://schemas.microsoft.com/office/word/2015/wordml/symex" mc:Ignorable="w14 w15 w16se w16cid w16 w16cex w16sdtdh w16sdtfl w16du">
   <w:docDefaults>
     <w:rPrDefault>
       <w:rPr>
@@ -6530,6 +6545,7 @@
     <w:lsdException w:name="Title" w:qFormat="1"/>
     <w:lsdException w:name="Default Paragraph Font" w:uiPriority="1"/>
     <w:lsdException w:name="Subtitle" w:qFormat="1"/>
+    <w:lsdException w:name="Hyperlink" w:uiPriority="99"/>
     <w:lsdException w:name="Strong" w:qFormat="1"/>
     <w:lsdException w:name="Normal (Web)" w:uiPriority="99"/>
     <w:lsdException w:name="HTML Preformatted" w:semiHidden="1" w:unhideWhenUsed="1"/>
@@ -6807,7 +6823,7 @@
   <w:style w:type="paragraph" w:default="1" w:styleId="Normal">
     <w:name w:val="Normal"/>
     <w:qFormat/>
-    <w:rsid w:val="00D9335B"/>
+    <w:rsid w:val="00C32C99"/>
     <w:pPr>
       <w:spacing w:before="160" w:after="80" w:line="336" w:lineRule="auto"/>
     </w:pPr>
@@ -6822,7 +6838,7 @@
     <w:next w:val="Normal"/>
     <w:link w:val="Heading1Char"/>
     <w:qFormat/>
-    <w:rsid w:val="00D9335B"/>
+    <w:rsid w:val="00C32C99"/>
     <w:pPr>
       <w:keepNext/>
       <w:spacing w:before="400" w:after="200" w:line="240" w:lineRule="auto"/>
@@ -6842,7 +6858,7 @@
     <w:next w:val="Normal"/>
     <w:link w:val="Heading2Char"/>
     <w:qFormat/>
-    <w:rsid w:val="00D9335B"/>
+    <w:rsid w:val="00C32C99"/>
     <w:pPr>
       <w:keepNext/>
       <w:pBdr>
@@ -6866,7 +6882,7 @@
     <w:next w:val="Normal"/>
     <w:link w:val="Heading3Char"/>
     <w:qFormat/>
-    <w:rsid w:val="00D9335B"/>
+    <w:rsid w:val="00C32C99"/>
     <w:pPr>
       <w:keepNext/>
       <w:autoSpaceDE w:val="0"/>
@@ -6887,6 +6903,7 @@
     <w:uiPriority w:val="1"/>
     <w:semiHidden/>
     <w:unhideWhenUsed/>
+    <w:rsid w:val="00C32C99"/>
   </w:style>
   <w:style w:type="table" w:default="1" w:styleId="TableNormal">
     <w:name w:val="Normal Table"/>
@@ -6908,20 +6925,22 @@
     <w:uiPriority w:val="99"/>
     <w:semiHidden/>
     <w:unhideWhenUsed/>
+    <w:rsid w:val="00C32C99"/>
   </w:style>
   <w:style w:type="paragraph" w:styleId="ListParagraph">
     <w:name w:val="List Paragraph"/>
     <w:basedOn w:val="Normal"/>
     <w:uiPriority w:val="34"/>
     <w:qFormat/>
-    <w:rsid w:val="00D9335B"/>
+    <w:rsid w:val="00C32C99"/>
     <w:pPr>
       <w:ind w:left="720"/>
     </w:pPr>
   </w:style>
   <w:style w:type="character" w:styleId="Hyperlink">
     <w:name w:val="Hyperlink"/>
-    <w:rsid w:val="00D9335B"/>
+    <w:uiPriority w:val="99"/>
+    <w:rsid w:val="00C32C99"/>
     <w:rPr>
       <w:color w:val="0000FF"/>
       <w:u w:val="single"/>
@@ -6931,7 +6950,7 @@
     <w:name w:val="header"/>
     <w:basedOn w:val="Normal"/>
     <w:link w:val="HeaderChar"/>
-    <w:rsid w:val="00D9335B"/>
+    <w:rsid w:val="00C32C99"/>
     <w:pPr>
       <w:tabs>
         <w:tab w:val="left" w:pos="5040"/>
@@ -6957,7 +6976,7 @@
     <w:name w:val="footer"/>
     <w:basedOn w:val="Normal"/>
     <w:link w:val="FooterChar"/>
-    <w:rsid w:val="00D9335B"/>
+    <w:rsid w:val="00C32C99"/>
     <w:pPr>
       <w:pBdr>
         <w:top w:val="single" w:sz="4" w:space="1" w:color="auto"/>
@@ -6997,7 +7016,7 @@
   </w:style>
   <w:style w:type="character" w:styleId="FollowedHyperlink">
     <w:name w:val="FollowedHyperlink"/>
-    <w:rsid w:val="00D9335B"/>
+    <w:rsid w:val="00C32C99"/>
     <w:rPr>
       <w:color w:val="800080"/>
       <w:u w:val="single"/>
@@ -7033,7 +7052,7 @@
   <w:style w:type="paragraph" w:customStyle="1" w:styleId="NumberedHeading2">
     <w:name w:val="Numbered Heading 2"/>
     <w:basedOn w:val="Normal"/>
-    <w:rsid w:val="00D9335B"/>
+    <w:rsid w:val="00C32C99"/>
     <w:pPr>
       <w:numPr>
         <w:numId w:val="1"/>
@@ -7043,7 +7062,7 @@
   <w:style w:type="paragraph" w:customStyle="1" w:styleId="Outlinenumbering">
     <w:name w:val="Outline numbering"/>
     <w:basedOn w:val="Normal"/>
-    <w:rsid w:val="00D9335B"/>
+    <w:rsid w:val="00C32C99"/>
     <w:pPr>
       <w:numPr>
         <w:numId w:val="2"/>
@@ -7061,7 +7080,7 @@
   <w:style w:type="character" w:styleId="PageNumber">
     <w:name w:val="page number"/>
     <w:basedOn w:val="DefaultParagraphFont"/>
-    <w:rsid w:val="00D9335B"/>
+    <w:rsid w:val="00C32C99"/>
   </w:style>
   <w:style w:type="paragraph" w:customStyle="1" w:styleId="Default">
     <w:name w:val="Default"/>
@@ -7096,7 +7115,7 @@
     <w:uiPriority w:val="39"/>
     <w:unhideWhenUsed/>
     <w:qFormat/>
-    <w:rsid w:val="00D9335B"/>
+    <w:rsid w:val="00C32C99"/>
     <w:pPr>
       <w:keepLines/>
       <w:spacing w:after="0" w:line="259" w:lineRule="auto"/>
@@ -7116,7 +7135,7 @@
     <w:autoRedefine/>
     <w:uiPriority w:val="39"/>
     <w:unhideWhenUsed/>
-    <w:rsid w:val="00D9335B"/>
+    <w:rsid w:val="00C32C99"/>
     <w:pPr>
       <w:spacing w:after="100" w:line="240" w:lineRule="auto"/>
     </w:pPr>
@@ -7128,7 +7147,7 @@
     <w:autoRedefine/>
     <w:uiPriority w:val="39"/>
     <w:unhideWhenUsed/>
-    <w:rsid w:val="00D9335B"/>
+    <w:rsid w:val="00C32C99"/>
     <w:pPr>
       <w:spacing w:after="100" w:line="240" w:lineRule="auto"/>
       <w:ind w:left="202"/>
@@ -7172,7 +7191,7 @@
     <w:autoRedefine/>
     <w:uiPriority w:val="39"/>
     <w:unhideWhenUsed/>
-    <w:rsid w:val="00D9335B"/>
+    <w:rsid w:val="00C32C99"/>
     <w:pPr>
       <w:spacing w:after="100" w:line="240" w:lineRule="auto"/>
       <w:ind w:left="403"/>
@@ -7196,7 +7215,7 @@
     <w:name w:val="Code"/>
     <w:basedOn w:val="Normal"/>
     <w:qFormat/>
-    <w:rsid w:val="00D9335B"/>
+    <w:rsid w:val="00C32C99"/>
     <w:pPr>
       <w:spacing w:before="80" w:line="240" w:lineRule="auto"/>
     </w:pPr>

--- a/Ethical_Hacking/Server_Side_Attacks/Metasploitable_2_Installation.docx
+++ b/Ethical_Hacking/Server_Side_Attacks/Metasploitable_2_Installation.docx
@@ -6,9 +6,14 @@
       <w:pPr>
         <w:pStyle w:val="Heading1"/>
       </w:pPr>
-      <w:bookmarkStart w:id="0" w:name="_Toc192861794"/>
-      <w:r>
-        <w:t>Metasploitable 2</w:t>
+      <w:bookmarkStart w:id="0" w:name="_Toc193639371"/>
+      <w:proofErr w:type="spellStart"/>
+      <w:r>
+        <w:t>Metasploitable</w:t>
+      </w:r>
+      <w:proofErr w:type="spellEnd"/>
+      <w:r>
+        <w:t xml:space="preserve"> 2</w:t>
       </w:r>
       <w:r>
         <w:t xml:space="preserve"> Installation</w:t>
@@ -76,7 +81,7 @@
           <w:r>
             <w:fldChar w:fldCharType="separate"/>
           </w:r>
-          <w:hyperlink w:anchor="_Toc192861794" w:history="1">
+          <w:hyperlink w:anchor="_Toc193639371" w:history="1">
             <w:r>
               <w:rPr>
                 <w:rStyle w:val="Hyperlink"/>
@@ -103,7 +108,7 @@
                 <w:noProof/>
                 <w:webHidden/>
               </w:rPr>
-              <w:instrText xml:space="preserve"> PAGEREF _Toc192861794 \h </w:instrText>
+              <w:instrText xml:space="preserve"> PAGEREF _Toc193639371 \h </w:instrText>
             </w:r>
             <w:r>
               <w:rPr>
@@ -148,7 +153,7 @@
               <w14:ligatures w14:val="standardContextual"/>
             </w:rPr>
           </w:pPr>
-          <w:hyperlink w:anchor="_Toc192861795" w:history="1">
+          <w:hyperlink w:anchor="_Toc193639372" w:history="1">
             <w:r>
               <w:rPr>
                 <w:rStyle w:val="Hyperlink"/>
@@ -175,7 +180,7 @@
                 <w:noProof/>
                 <w:webHidden/>
               </w:rPr>
-              <w:instrText xml:space="preserve"> PAGEREF _Toc192861795 \h </w:instrText>
+              <w:instrText xml:space="preserve"> PAGEREF _Toc193639372 \h </w:instrText>
             </w:r>
             <w:r>
               <w:rPr>
@@ -220,7 +225,7 @@
               <w14:ligatures w14:val="standardContextual"/>
             </w:rPr>
           </w:pPr>
-          <w:hyperlink w:anchor="_Toc192861796" w:history="1">
+          <w:hyperlink w:anchor="_Toc193639373" w:history="1">
             <w:r>
               <w:rPr>
                 <w:rStyle w:val="Hyperlink"/>
@@ -247,7 +252,7 @@
                 <w:noProof/>
                 <w:webHidden/>
               </w:rPr>
-              <w:instrText xml:space="preserve"> PAGEREF _Toc192861796 \h </w:instrText>
+              <w:instrText xml:space="preserve"> PAGEREF _Toc193639373 \h </w:instrText>
             </w:r>
             <w:r>
               <w:rPr>
@@ -309,9 +314,13 @@
       <w:pPr>
         <w:pStyle w:val="Heading1"/>
       </w:pPr>
-      <w:bookmarkStart w:id="1" w:name="_Toc192861795"/>
-      <w:r>
-        <w:t>Install Metasp</w:t>
+      <w:bookmarkStart w:id="1" w:name="_Toc193639372"/>
+      <w:r>
+        <w:t xml:space="preserve">Install </w:t>
+      </w:r>
+      <w:proofErr w:type="spellStart"/>
+      <w:r>
+        <w:t>Metasp</w:t>
       </w:r>
       <w:r>
         <w:t>l</w:t>
@@ -320,7 +329,11 @@
         <w:t>o</w:t>
       </w:r>
       <w:r>
-        <w:t>itable 2</w:t>
+        <w:t>itable</w:t>
+      </w:r>
+      <w:proofErr w:type="spellEnd"/>
+      <w:r>
+        <w:t xml:space="preserve"> 2</w:t>
       </w:r>
       <w:bookmarkEnd w:id="1"/>
     </w:p>
@@ -334,7 +347,15 @@
         <w:t xml:space="preserve">Objective: </w:t>
       </w:r>
       <w:r>
-        <w:t>Install Metasploitable 2</w:t>
+        <w:t xml:space="preserve">Install </w:t>
+      </w:r>
+      <w:proofErr w:type="spellStart"/>
+      <w:r>
+        <w:t>Metasploitable</w:t>
+      </w:r>
+      <w:proofErr w:type="spellEnd"/>
+      <w:r>
+        <w:t xml:space="preserve"> 2</w:t>
       </w:r>
     </w:p>
     <w:p>
@@ -346,13 +367,26 @@
       </w:r>
     </w:p>
     <w:p>
-      <w:r>
-        <w:t xml:space="preserve">Metasploitable is an intentionally vulnerable Linux virtual machine. This VM can be used to conduct security training, test security tools, and practice common penetration testing techniques. </w:t>
+      <w:proofErr w:type="spellStart"/>
+      <w:r>
+        <w:t>Metasploitable</w:t>
+      </w:r>
+      <w:proofErr w:type="spellEnd"/>
+      <w:r>
+        <w:t xml:space="preserve"> is an intentionally vulnerable Linux virtual machine. This VM can be used to conduct security training, test security tools, and practice common penetration testing techniques. </w:t>
       </w:r>
     </w:p>
     <w:p>
       <w:r>
-        <w:t xml:space="preserve">The default login and password is msfadmin:msfadmin. </w:t>
+        <w:t xml:space="preserve">The default login and password is </w:t>
+      </w:r>
+      <w:proofErr w:type="spellStart"/>
+      <w:r>
+        <w:t>msfadmin:msfadmin</w:t>
+      </w:r>
+      <w:proofErr w:type="spellEnd"/>
+      <w:r>
+        <w:t xml:space="preserve">. </w:t>
       </w:r>
     </w:p>
     <w:p>
@@ -366,12 +400,21 @@
       <w:r>
         <w:t xml:space="preserve">Download </w:t>
       </w:r>
+      <w:proofErr w:type="spellStart"/>
       <w:r>
         <w:rPr>
           <w:b/>
           <w:bCs/>
         </w:rPr>
-        <w:t>Metasploitable 2</w:t>
+        <w:t>Metasploitable</w:t>
+      </w:r>
+      <w:proofErr w:type="spellEnd"/>
+      <w:r>
+        <w:rPr>
+          <w:b/>
+          <w:bCs/>
+        </w:rPr>
+        <w:t xml:space="preserve"> 2</w:t>
       </w:r>
       <w:r>
         <w:t>:</w:t>
@@ -426,6 +469,7 @@
       <w:r>
         <w:t xml:space="preserve">Name: </w:t>
       </w:r>
+      <w:proofErr w:type="spellStart"/>
       <w:r>
         <w:rPr>
           <w:b/>
@@ -438,7 +482,15 @@
           <w:b/>
           <w:bCs/>
         </w:rPr>
-        <w:t>sploitable 2</w:t>
+        <w:t>sploitable</w:t>
+      </w:r>
+      <w:proofErr w:type="spellEnd"/>
+      <w:r>
+        <w:rPr>
+          <w:b/>
+          <w:bCs/>
+        </w:rPr>
+        <w:t xml:space="preserve"> 2</w:t>
       </w:r>
     </w:p>
     <w:p>
@@ -514,7 +566,15 @@
         </w:numPr>
       </w:pPr>
       <w:r>
-        <w:t>Hard disk: Use an existing virtual hard disk file. Browse to where you unzipped the Metasploitable 2 download.</w:t>
+        <w:t xml:space="preserve">Hard disk: Use an existing virtual hard disk file. Browse to where you unzipped the </w:t>
+      </w:r>
+      <w:proofErr w:type="spellStart"/>
+      <w:r>
+        <w:t>Metasploitable</w:t>
+      </w:r>
+      <w:proofErr w:type="spellEnd"/>
+      <w:r>
+        <w:t xml:space="preserve"> 2 download.</w:t>
       </w:r>
     </w:p>
     <w:p>
@@ -529,6 +589,7 @@
         <w:lastRenderedPageBreak/>
         <w:t xml:space="preserve">Attach: </w:t>
       </w:r>
+      <w:proofErr w:type="spellStart"/>
       <w:r>
         <w:rPr>
           <w:b/>
@@ -536,6 +597,7 @@
         </w:rPr>
         <w:t>Metasploitable.vmdk</w:t>
       </w:r>
+      <w:proofErr w:type="spellEnd"/>
     </w:p>
     <w:p>
       <w:pPr>
@@ -549,8 +611,13 @@
         <w:t>Connect this VM to your</w:t>
       </w:r>
       <w:r>
-        <w:t xml:space="preserve"> EthicalHacking</w:t>
-      </w:r>
+        <w:t xml:space="preserve"> </w:t>
+      </w:r>
+      <w:proofErr w:type="spellStart"/>
+      <w:r>
+        <w:t>EthicalHacking</w:t>
+      </w:r>
+      <w:proofErr w:type="spellEnd"/>
       <w:r>
         <w:t xml:space="preserve"> NAT Network.</w:t>
       </w:r>
@@ -587,6 +654,7 @@
       <w:r>
         <w:t xml:space="preserve"> </w:t>
       </w:r>
+      <w:proofErr w:type="spellStart"/>
       <w:r>
         <w:rPr>
           <w:b/>
@@ -594,9 +662,11 @@
         </w:rPr>
         <w:t>msfadmin</w:t>
       </w:r>
+      <w:proofErr w:type="spellEnd"/>
       <w:r>
         <w:t xml:space="preserve"> password: </w:t>
       </w:r>
+      <w:proofErr w:type="spellStart"/>
       <w:r>
         <w:rPr>
           <w:b/>
@@ -604,6 +674,7 @@
         </w:rPr>
         <w:t>msfadmin</w:t>
       </w:r>
+      <w:proofErr w:type="spellEnd"/>
     </w:p>
     <w:p>
       <w:pPr>
@@ -616,6 +687,7 @@
       <w:r>
         <w:t xml:space="preserve">Run </w:t>
       </w:r>
+      <w:proofErr w:type="spellStart"/>
       <w:r>
         <w:rPr>
           <w:b/>
@@ -628,10 +700,26 @@
           <w:b/>
           <w:bCs/>
         </w:rPr>
-        <w:t>p a</w:t>
-      </w:r>
-      <w:r>
-        <w:t xml:space="preserve"> to find the IP address of the Metasploitable server</w:t>
+        <w:t>p</w:t>
+      </w:r>
+      <w:proofErr w:type="spellEnd"/>
+      <w:r>
+        <w:rPr>
+          <w:b/>
+          <w:bCs/>
+        </w:rPr>
+        <w:t xml:space="preserve"> a</w:t>
+      </w:r>
+      <w:r>
+        <w:t xml:space="preserve"> to find the IP address of the </w:t>
+      </w:r>
+      <w:proofErr w:type="spellStart"/>
+      <w:r>
+        <w:t>Metasploitable</w:t>
+      </w:r>
+      <w:proofErr w:type="spellEnd"/>
+      <w:r>
+        <w:t xml:space="preserve"> server</w:t>
       </w:r>
       <w:r>
         <w:t>.</w:t>
@@ -646,7 +734,15 @@
         </w:numPr>
       </w:pPr>
       <w:r>
-        <w:t xml:space="preserve">To get out of the Metasploitable server to your computer </w:t>
+        <w:t xml:space="preserve">To get out of the </w:t>
+      </w:r>
+      <w:proofErr w:type="spellStart"/>
+      <w:r>
+        <w:t>Metasploitable</w:t>
+      </w:r>
+      <w:proofErr w:type="spellEnd"/>
+      <w:r>
+        <w:t xml:space="preserve"> server to your computer </w:t>
       </w:r>
       <w:r>
         <w:sym w:font="Wingdings" w:char="F0E0"/>
@@ -664,7 +760,15 @@
         </w:numPr>
       </w:pPr>
       <w:r>
-        <w:t>Connect your Kali Linux VM to your EthicalHacking NAT network.</w:t>
+        <w:t xml:space="preserve">Connect your Kali Linux VM to your </w:t>
+      </w:r>
+      <w:proofErr w:type="spellStart"/>
+      <w:r>
+        <w:t>EthicalHacking</w:t>
+      </w:r>
+      <w:proofErr w:type="spellEnd"/>
+      <w:r>
+        <w:t xml:space="preserve"> NAT network.</w:t>
       </w:r>
     </w:p>
     <w:p>
@@ -688,10 +792,26 @@
         </w:numPr>
       </w:pPr>
       <w:r>
-        <w:t>Go to the web server on the Metasploitable server from Kali by typing in the IP address</w:t>
-      </w:r>
-      <w:r>
-        <w:t xml:space="preserve"> of the Metasploitable server</w:t>
+        <w:t xml:space="preserve">Go to the web server on the </w:t>
+      </w:r>
+      <w:proofErr w:type="spellStart"/>
+      <w:r>
+        <w:t>Metasploitable</w:t>
+      </w:r>
+      <w:proofErr w:type="spellEnd"/>
+      <w:r>
+        <w:t xml:space="preserve"> server from Kali by typing in the IP address</w:t>
+      </w:r>
+      <w:r>
+        <w:t xml:space="preserve"> of the </w:t>
+      </w:r>
+      <w:proofErr w:type="spellStart"/>
+      <w:r>
+        <w:t>Metasploitable</w:t>
+      </w:r>
+      <w:proofErr w:type="spellEnd"/>
+      <w:r>
+        <w:t xml:space="preserve"> server</w:t>
       </w:r>
       <w:r>
         <w:t xml:space="preserve"> into a browser address bar.</w:t>
@@ -712,7 +832,15 @@
         <w:t xml:space="preserve"> a screenshot of </w:t>
       </w:r>
       <w:r>
-        <w:t>the Metaploitable server</w:t>
+        <w:t xml:space="preserve">the </w:t>
+      </w:r>
+      <w:proofErr w:type="spellStart"/>
+      <w:r>
+        <w:t>Metaploitable</w:t>
+      </w:r>
+      <w:proofErr w:type="spellEnd"/>
+      <w:r>
+        <w:t xml:space="preserve"> server</w:t>
       </w:r>
       <w:r>
         <w:t>.</w:t>
@@ -736,9 +864,11 @@
       <w:r>
         <w:t xml:space="preserve">hut down </w:t>
       </w:r>
+      <w:proofErr w:type="spellStart"/>
       <w:r>
         <w:t>Metasploitable</w:t>
       </w:r>
+      <w:proofErr w:type="spellEnd"/>
       <w:r>
         <w:t>:</w:t>
       </w:r>
@@ -748,18 +878,34 @@
         </w:rPr>
         <w:t xml:space="preserve"> </w:t>
       </w:r>
+      <w:proofErr w:type="spellStart"/>
       <w:r>
         <w:rPr>
           <w:b/>
         </w:rPr>
-        <w:t>sudo poweroff</w:t>
-      </w:r>
+        <w:t>sudo</w:t>
+      </w:r>
+      <w:proofErr w:type="spellEnd"/>
+      <w:r>
+        <w:rPr>
+          <w:b/>
+        </w:rPr>
+        <w:t xml:space="preserve"> </w:t>
+      </w:r>
+      <w:proofErr w:type="spellStart"/>
+      <w:r>
+        <w:rPr>
+          <w:b/>
+        </w:rPr>
+        <w:t>poweroff</w:t>
+      </w:r>
+      <w:proofErr w:type="spellEnd"/>
     </w:p>
     <w:p>
       <w:pPr>
         <w:pStyle w:val="Heading2"/>
       </w:pPr>
-      <w:bookmarkStart w:id="2" w:name="_Toc192861796"/>
+      <w:bookmarkStart w:id="2" w:name="_Toc193639373"/>
       <w:r>
         <w:t>Assignment Submission</w:t>
       </w:r>
@@ -770,7 +916,15 @@
         <w:t>Attach th</w:t>
       </w:r>
       <w:r>
-        <w:t>e screenshot showing the Metasploitable 2 server t</w:t>
+        <w:t xml:space="preserve">e screenshot showing the </w:t>
+      </w:r>
+      <w:proofErr w:type="spellStart"/>
+      <w:r>
+        <w:t>Metasploitable</w:t>
+      </w:r>
+      <w:proofErr w:type="spellEnd"/>
+      <w:r>
+        <w:t xml:space="preserve"> 2 server t</w:t>
       </w:r>
       <w:r>
         <w:t>o the assignment in Blackboard.</w:t>
@@ -891,22 +1045,22 @@
       <w:t xml:space="preserve">Revised: </w:t>
     </w:r>
     <w:r>
-      <w:t>03</w:t>
+      <w:fldChar w:fldCharType="begin"/>
     </w:r>
     <w:r>
-      <w:t>/</w:t>
+      <w:instrText xml:space="preserve"> SAVEDATE  \@ "M/d/yyyy" \* MERGEFORMAT </w:instrText>
     </w:r>
     <w:r>
-      <w:t>19</w:t>
+      <w:fldChar w:fldCharType="separate"/>
     </w:r>
     <w:r>
-      <w:t>/</w:t>
+      <w:rPr>
+        <w:noProof/>
+      </w:rPr>
+      <w:t>3/23/2025</w:t>
     </w:r>
     <w:r>
-      <w:t>202</w:t>
-    </w:r>
-    <w:r>
-      <w:t>4</w:t>
+      <w:fldChar w:fldCharType="end"/>
     </w:r>
   </w:p>
 </w:ftr>
@@ -6823,7 +6977,7 @@
   <w:style w:type="paragraph" w:default="1" w:styleId="Normal">
     <w:name w:val="Normal"/>
     <w:qFormat/>
-    <w:rsid w:val="00C32C99"/>
+    <w:rsid w:val="00CC1C1E"/>
     <w:pPr>
       <w:spacing w:before="160" w:after="80" w:line="336" w:lineRule="auto"/>
     </w:pPr>
@@ -6838,7 +6992,7 @@
     <w:next w:val="Normal"/>
     <w:link w:val="Heading1Char"/>
     <w:qFormat/>
-    <w:rsid w:val="00C32C99"/>
+    <w:rsid w:val="00CC1C1E"/>
     <w:pPr>
       <w:keepNext/>
       <w:spacing w:before="400" w:after="200" w:line="240" w:lineRule="auto"/>
@@ -6858,7 +7012,7 @@
     <w:next w:val="Normal"/>
     <w:link w:val="Heading2Char"/>
     <w:qFormat/>
-    <w:rsid w:val="00C32C99"/>
+    <w:rsid w:val="00CC1C1E"/>
     <w:pPr>
       <w:keepNext/>
       <w:pBdr>
@@ -6882,7 +7036,7 @@
     <w:next w:val="Normal"/>
     <w:link w:val="Heading3Char"/>
     <w:qFormat/>
-    <w:rsid w:val="00C32C99"/>
+    <w:rsid w:val="00CC1C1E"/>
     <w:pPr>
       <w:keepNext/>
       <w:autoSpaceDE w:val="0"/>
@@ -6903,7 +7057,7 @@
     <w:uiPriority w:val="1"/>
     <w:semiHidden/>
     <w:unhideWhenUsed/>
-    <w:rsid w:val="00C32C99"/>
+    <w:rsid w:val="00CC1C1E"/>
   </w:style>
   <w:style w:type="table" w:default="1" w:styleId="TableNormal">
     <w:name w:val="Normal Table"/>
@@ -6925,14 +7079,14 @@
     <w:uiPriority w:val="99"/>
     <w:semiHidden/>
     <w:unhideWhenUsed/>
-    <w:rsid w:val="00C32C99"/>
+    <w:rsid w:val="00CC1C1E"/>
   </w:style>
   <w:style w:type="paragraph" w:styleId="ListParagraph">
     <w:name w:val="List Paragraph"/>
     <w:basedOn w:val="Normal"/>
     <w:uiPriority w:val="34"/>
     <w:qFormat/>
-    <w:rsid w:val="00C32C99"/>
+    <w:rsid w:val="00CC1C1E"/>
     <w:pPr>
       <w:ind w:left="720"/>
     </w:pPr>
@@ -6940,7 +7094,7 @@
   <w:style w:type="character" w:styleId="Hyperlink">
     <w:name w:val="Hyperlink"/>
     <w:uiPriority w:val="99"/>
-    <w:rsid w:val="00C32C99"/>
+    <w:rsid w:val="00CC1C1E"/>
     <w:rPr>
       <w:color w:val="0000FF"/>
       <w:u w:val="single"/>
@@ -6950,7 +7104,7 @@
     <w:name w:val="header"/>
     <w:basedOn w:val="Normal"/>
     <w:link w:val="HeaderChar"/>
-    <w:rsid w:val="00C32C99"/>
+    <w:rsid w:val="00CC1C1E"/>
     <w:pPr>
       <w:tabs>
         <w:tab w:val="left" w:pos="5040"/>
@@ -6976,7 +7130,7 @@
     <w:name w:val="footer"/>
     <w:basedOn w:val="Normal"/>
     <w:link w:val="FooterChar"/>
-    <w:rsid w:val="00C32C99"/>
+    <w:rsid w:val="00CC1C1E"/>
     <w:pPr>
       <w:pBdr>
         <w:top w:val="single" w:sz="4" w:space="1" w:color="auto"/>
@@ -7016,7 +7170,7 @@
   </w:style>
   <w:style w:type="character" w:styleId="FollowedHyperlink">
     <w:name w:val="FollowedHyperlink"/>
-    <w:rsid w:val="00C32C99"/>
+    <w:rsid w:val="00CC1C1E"/>
     <w:rPr>
       <w:color w:val="800080"/>
       <w:u w:val="single"/>
@@ -7052,7 +7206,7 @@
   <w:style w:type="paragraph" w:customStyle="1" w:styleId="NumberedHeading2">
     <w:name w:val="Numbered Heading 2"/>
     <w:basedOn w:val="Normal"/>
-    <w:rsid w:val="00C32C99"/>
+    <w:rsid w:val="00CC1C1E"/>
     <w:pPr>
       <w:numPr>
         <w:numId w:val="1"/>
@@ -7062,7 +7216,7 @@
   <w:style w:type="paragraph" w:customStyle="1" w:styleId="Outlinenumbering">
     <w:name w:val="Outline numbering"/>
     <w:basedOn w:val="Normal"/>
-    <w:rsid w:val="00C32C99"/>
+    <w:rsid w:val="00CC1C1E"/>
     <w:pPr>
       <w:numPr>
         <w:numId w:val="2"/>
@@ -7080,7 +7234,7 @@
   <w:style w:type="character" w:styleId="PageNumber">
     <w:name w:val="page number"/>
     <w:basedOn w:val="DefaultParagraphFont"/>
-    <w:rsid w:val="00C32C99"/>
+    <w:rsid w:val="00CC1C1E"/>
   </w:style>
   <w:style w:type="paragraph" w:customStyle="1" w:styleId="Default">
     <w:name w:val="Default"/>
@@ -7115,7 +7269,7 @@
     <w:uiPriority w:val="39"/>
     <w:unhideWhenUsed/>
     <w:qFormat/>
-    <w:rsid w:val="00C32C99"/>
+    <w:rsid w:val="00CC1C1E"/>
     <w:pPr>
       <w:keepLines/>
       <w:spacing w:after="0" w:line="259" w:lineRule="auto"/>
@@ -7135,7 +7289,7 @@
     <w:autoRedefine/>
     <w:uiPriority w:val="39"/>
     <w:unhideWhenUsed/>
-    <w:rsid w:val="00C32C99"/>
+    <w:rsid w:val="00CC1C1E"/>
     <w:pPr>
       <w:spacing w:after="100" w:line="240" w:lineRule="auto"/>
     </w:pPr>
@@ -7147,7 +7301,7 @@
     <w:autoRedefine/>
     <w:uiPriority w:val="39"/>
     <w:unhideWhenUsed/>
-    <w:rsid w:val="00C32C99"/>
+    <w:rsid w:val="00CC1C1E"/>
     <w:pPr>
       <w:spacing w:after="100" w:line="240" w:lineRule="auto"/>
       <w:ind w:left="202"/>
@@ -7191,7 +7345,7 @@
     <w:autoRedefine/>
     <w:uiPriority w:val="39"/>
     <w:unhideWhenUsed/>
-    <w:rsid w:val="00C32C99"/>
+    <w:rsid w:val="00CC1C1E"/>
     <w:pPr>
       <w:spacing w:after="100" w:line="240" w:lineRule="auto"/>
       <w:ind w:left="403"/>
@@ -7215,7 +7369,7 @@
     <w:name w:val="Code"/>
     <w:basedOn w:val="Normal"/>
     <w:qFormat/>
-    <w:rsid w:val="00C32C99"/>
+    <w:rsid w:val="00CC1C1E"/>
     <w:pPr>
       <w:spacing w:before="80" w:line="240" w:lineRule="auto"/>
     </w:pPr>
